--- a/docs/SmartPost_Report.docx
+++ b/docs/SmartPost_Report.docx
@@ -37,7 +37,6 @@
         <w:spacing w:after="200"/>
         <w:jc w:val="center"/>
       </w:pPr>
-      <w:proofErr w:type="spellStart"/>
       <w:r>
         <w:rPr>
           <w:b/>
@@ -46,18 +45,7 @@
           <w:sz w:val="56"/>
           <w:szCs w:val="56"/>
         </w:rPr>
-        <w:t>SmartPost</w:t>
-      </w:r>
-      <w:proofErr w:type="spellEnd"/>
-      <w:r>
-        <w:rPr>
-          <w:b/>
-          <w:bCs/>
-          <w:color w:val="1F4E79"/>
-          <w:sz w:val="56"/>
-          <w:szCs w:val="56"/>
-        </w:rPr>
-        <w:t xml:space="preserve"> AI</w:t>
+        <w:t>SmartPost AI</w:t>
       </w:r>
     </w:p>
     <w:p>
@@ -158,15 +146,7 @@
         <w:jc w:val="center"/>
       </w:pPr>
       <w:r>
-        <w:t xml:space="preserve">Toufik </w:t>
-      </w:r>
-      <w:proofErr w:type="spellStart"/>
-      <w:r>
-        <w:t>Dawaliby</w:t>
-      </w:r>
-      <w:proofErr w:type="spellEnd"/>
-      <w:r>
-        <w:t xml:space="preserve"> — 120279 — En</w:t>
+        <w:t>Toufik Dawaliby — 120279 — En</w:t>
       </w:r>
     </w:p>
     <w:p>
@@ -2392,13 +2372,8 @@
       <w:bookmarkEnd w:id="1"/>
     </w:p>
     <w:p>
-      <w:proofErr w:type="spellStart"/>
-      <w:r>
-        <w:t>SmartPost</w:t>
-      </w:r>
-      <w:proofErr w:type="spellEnd"/>
-      <w:r>
-        <w:t xml:space="preserve"> AI is a full-stack web application that enables users to generate, manage, and automatically publish social media content using Artificial Intelligence. Users can connect their social media accounts (currently LinkedIn), generate AI-powered posts based on research from YouTube and other sources, and schedule automated, recurring content publishing across platforms.</w:t>
+      <w:r>
+        <w:t>SmartPost AI is a full-stack web application that enables users to generate, manage, and automatically publish social media content using Artificial Intelligence. Users can connect their social media accounts (currently LinkedIn), generate AI-powered posts based on research from YouTube and other sources, and schedule automated, recurring content publishing across platforms.</w:t>
       </w:r>
     </w:p>
     <w:p>
@@ -2586,15 +2561,7 @@
         <w:spacing w:after="60"/>
       </w:pPr>
       <w:r>
-        <w:t xml:space="preserve">Secure password hashing using </w:t>
-      </w:r>
-      <w:proofErr w:type="spellStart"/>
-      <w:r>
-        <w:t>bcrypt</w:t>
-      </w:r>
-      <w:proofErr w:type="spellEnd"/>
-      <w:r>
-        <w:t xml:space="preserve"> (10 salt rounds).</w:t>
+        <w:t>Secure password hashing using bcrypt (10 salt rounds).</w:t>
       </w:r>
     </w:p>
     <w:p>
@@ -2718,36 +2685,20 @@
         <w:spacing w:after="60"/>
       </w:pPr>
       <w:r>
-        <w:t>Profile data retrieval (name, URN) via the LinkedIn OpenID /v2/</w:t>
-      </w:r>
-      <w:proofErr w:type="spellStart"/>
-      <w:r>
-        <w:t>userinfo</w:t>
-      </w:r>
-      <w:proofErr w:type="spellEnd"/>
-      <w:r>
-        <w:t xml:space="preserve"> endpoint.</w:t>
-      </w:r>
-    </w:p>
-    <w:p>
-      <w:pPr>
-        <w:pStyle w:val="ListParagraph"/>
-        <w:numPr>
-          <w:ilvl w:val="0"/>
-          <w:numId w:val="1"/>
-        </w:numPr>
-        <w:spacing w:after="60"/>
-      </w:pPr>
-      <w:r>
-        <w:t xml:space="preserve">Account disconnect functionality — removes the </w:t>
-      </w:r>
-      <w:proofErr w:type="spellStart"/>
-      <w:r>
-        <w:t>SocialAccount</w:t>
-      </w:r>
-      <w:proofErr w:type="spellEnd"/>
-      <w:r>
-        <w:t xml:space="preserve"> record from the database.</w:t>
+        <w:t>Profile data retrieval (name, URN) via the LinkedIn OpenID /v2/userinfo endpoint.</w:t>
+      </w:r>
+    </w:p>
+    <w:p>
+      <w:pPr>
+        <w:pStyle w:val="ListParagraph"/>
+        <w:numPr>
+          <w:ilvl w:val="0"/>
+          <w:numId w:val="1"/>
+        </w:numPr>
+        <w:spacing w:after="60"/>
+      </w:pPr>
+      <w:r>
+        <w:t>Account disconnect functionality — removes the SocialAccount record from the database.</w:t>
       </w:r>
     </w:p>
     <w:p>
@@ -2879,15 +2830,7 @@
         <w:t xml:space="preserve">Step 5 — Database Persistence: </w:t>
       </w:r>
       <w:r>
-        <w:t xml:space="preserve">The generated post is saved as a 'draft' in the Post table, and the scraped research data is saved as a </w:t>
-      </w:r>
-      <w:proofErr w:type="spellStart"/>
-      <w:r>
-        <w:t>ResearchReport</w:t>
-      </w:r>
-      <w:proofErr w:type="spellEnd"/>
-      <w:r>
-        <w:t xml:space="preserve"> linked to that post.</w:t>
+        <w:t>The generated post is saved as a 'draft' in the Post table, and the scraped research data is saved as a ResearchReport linked to that post.</w:t>
       </w:r>
     </w:p>
     <w:p>
@@ -3055,15 +2998,7 @@
         <w:spacing w:after="60"/>
       </w:pPr>
       <w:r>
-        <w:t xml:space="preserve">Background processing uses </w:t>
-      </w:r>
-      <w:proofErr w:type="spellStart"/>
-      <w:r>
-        <w:t>BullMQ</w:t>
-      </w:r>
-      <w:proofErr w:type="spellEnd"/>
-      <w:r>
-        <w:t xml:space="preserve"> (Redis-backed job queue): each job runs the full scrape → generate → save pipeline.</w:t>
+        <w:t>Background processing uses BullMQ (Redis-backed job queue): each job runs the full scrape → generate → save pipeline.</w:t>
       </w:r>
     </w:p>
     <w:p>
@@ -3103,15 +3038,7 @@
         <w:spacing w:after="60"/>
       </w:pPr>
       <w:r>
-        <w:t xml:space="preserve">Users can view all active schedules and cancel them (which also removes waiting/delayed </w:t>
-      </w:r>
-      <w:proofErr w:type="spellStart"/>
-      <w:r>
-        <w:t>BullMQ</w:t>
-      </w:r>
-      <w:proofErr w:type="spellEnd"/>
-      <w:r>
-        <w:t xml:space="preserve"> jobs).</w:t>
+        <w:t>Users can view all active schedules and cancel them (which also removes waiting/delayed BullMQ jobs).</w:t>
       </w:r>
     </w:p>
     <w:p>
@@ -3236,12 +3163,6 @@
         <w:gridCol w:w="2817"/>
       </w:tblGrid>
       <w:tr>
-        <w:tblPrEx>
-          <w:tblCellMar>
-            <w:top w:w="0" w:type="dxa"/>
-            <w:bottom w:w="0" w:type="dxa"/>
-          </w:tblCellMar>
-        </w:tblPrEx>
         <w:trPr>
           <w:tblHeader/>
         </w:trPr>
@@ -3328,12 +3249,6 @@
         </w:tc>
       </w:tr>
       <w:tr>
-        <w:tblPrEx>
-          <w:tblCellMar>
-            <w:top w:w="0" w:type="dxa"/>
-            <w:bottom w:w="0" w:type="dxa"/>
-          </w:tblCellMar>
-        </w:tblPrEx>
         <w:tc>
           <w:tcPr>
             <w:tcW w:w="1650" w:type="pct"/>
@@ -3408,12 +3323,6 @@
         </w:tc>
       </w:tr>
       <w:tr>
-        <w:tblPrEx>
-          <w:tblCellMar>
-            <w:top w:w="0" w:type="dxa"/>
-            <w:bottom w:w="0" w:type="dxa"/>
-          </w:tblCellMar>
-        </w:tblPrEx>
         <w:tc>
           <w:tcPr>
             <w:tcW w:w="1650" w:type="pct"/>
@@ -3485,12 +3394,6 @@
         </w:tc>
       </w:tr>
       <w:tr>
-        <w:tblPrEx>
-          <w:tblCellMar>
-            <w:top w:w="0" w:type="dxa"/>
-            <w:bottom w:w="0" w:type="dxa"/>
-          </w:tblCellMar>
-        </w:tblPrEx>
         <w:tc>
           <w:tcPr>
             <w:tcW w:w="1650" w:type="pct"/>
@@ -3565,12 +3468,6 @@
         </w:tc>
       </w:tr>
       <w:tr>
-        <w:tblPrEx>
-          <w:tblCellMar>
-            <w:top w:w="0" w:type="dxa"/>
-            <w:bottom w:w="0" w:type="dxa"/>
-          </w:tblCellMar>
-        </w:tblPrEx>
         <w:tc>
           <w:tcPr>
             <w:tcW w:w="1650" w:type="pct"/>
@@ -3608,21 +3505,12 @@
             <w:pPr>
               <w:spacing w:before="40" w:after="40"/>
             </w:pPr>
-            <w:proofErr w:type="spellStart"/>
-            <w:r>
-              <w:rPr>
-                <w:sz w:val="20"/>
-                <w:szCs w:val="20"/>
-              </w:rPr>
-              <w:t>Lucide</w:t>
-            </w:r>
-            <w:proofErr w:type="spellEnd"/>
-            <w:r>
-              <w:rPr>
-                <w:sz w:val="20"/>
-                <w:szCs w:val="20"/>
-              </w:rPr>
-              <w:t xml:space="preserve"> React 1.11</w:t>
+            <w:r>
+              <w:rPr>
+                <w:sz w:val="20"/>
+                <w:szCs w:val="20"/>
+              </w:rPr>
+              <w:t>Lucide React 1.11</w:t>
             </w:r>
           </w:p>
         </w:tc>
@@ -3651,12 +3539,6 @@
         </w:tc>
       </w:tr>
       <w:tr>
-        <w:tblPrEx>
-          <w:tblCellMar>
-            <w:top w:w="0" w:type="dxa"/>
-            <w:bottom w:w="0" w:type="dxa"/>
-          </w:tblCellMar>
-        </w:tblPrEx>
         <w:tc>
           <w:tcPr>
             <w:tcW w:w="1650" w:type="pct"/>
@@ -3731,12 +3613,6 @@
         </w:tc>
       </w:tr>
       <w:tr>
-        <w:tblPrEx>
-          <w:tblCellMar>
-            <w:top w:w="0" w:type="dxa"/>
-            <w:bottom w:w="0" w:type="dxa"/>
-          </w:tblCellMar>
-        </w:tblPrEx>
         <w:tc>
           <w:tcPr>
             <w:tcW w:w="1650" w:type="pct"/>
@@ -3808,12 +3684,6 @@
         </w:tc>
       </w:tr>
       <w:tr>
-        <w:tblPrEx>
-          <w:tblCellMar>
-            <w:top w:w="0" w:type="dxa"/>
-            <w:bottom w:w="0" w:type="dxa"/>
-          </w:tblCellMar>
-        </w:tblPrEx>
         <w:tc>
           <w:tcPr>
             <w:tcW w:w="1650" w:type="pct"/>
@@ -3888,12 +3758,6 @@
         </w:tc>
       </w:tr>
       <w:tr>
-        <w:tblPrEx>
-          <w:tblCellMar>
-            <w:top w:w="0" w:type="dxa"/>
-            <w:bottom w:w="0" w:type="dxa"/>
-          </w:tblCellMar>
-        </w:tblPrEx>
         <w:tc>
           <w:tcPr>
             <w:tcW w:w="1650" w:type="pct"/>
@@ -3965,12 +3829,6 @@
         </w:tc>
       </w:tr>
       <w:tr>
-        <w:tblPrEx>
-          <w:tblCellMar>
-            <w:top w:w="0" w:type="dxa"/>
-            <w:bottom w:w="0" w:type="dxa"/>
-          </w:tblCellMar>
-        </w:tblPrEx>
         <w:tc>
           <w:tcPr>
             <w:tcW w:w="1650" w:type="pct"/>
@@ -4010,21 +3868,12 @@
             <w:pPr>
               <w:spacing w:before="40" w:after="40"/>
             </w:pPr>
-            <w:proofErr w:type="spellStart"/>
-            <w:r>
-              <w:rPr>
-                <w:sz w:val="20"/>
-                <w:szCs w:val="20"/>
-              </w:rPr>
-              <w:t>bcrypt</w:t>
-            </w:r>
-            <w:proofErr w:type="spellEnd"/>
-            <w:r>
-              <w:rPr>
-                <w:sz w:val="20"/>
-                <w:szCs w:val="20"/>
-              </w:rPr>
-              <w:t xml:space="preserve"> 6.0</w:t>
+            <w:r>
+              <w:rPr>
+                <w:sz w:val="20"/>
+                <w:szCs w:val="20"/>
+              </w:rPr>
+              <w:t>bcrypt 6.0</w:t>
             </w:r>
           </w:p>
         </w:tc>
@@ -4054,12 +3903,6 @@
         </w:tc>
       </w:tr>
       <w:tr>
-        <w:tblPrEx>
-          <w:tblCellMar>
-            <w:top w:w="0" w:type="dxa"/>
-            <w:bottom w:w="0" w:type="dxa"/>
-          </w:tblCellMar>
-        </w:tblPrEx>
         <w:tc>
           <w:tcPr>
             <w:tcW w:w="1650" w:type="pct"/>
@@ -4097,21 +3940,12 @@
             <w:pPr>
               <w:spacing w:before="40" w:after="40"/>
             </w:pPr>
-            <w:proofErr w:type="spellStart"/>
-            <w:r>
-              <w:rPr>
-                <w:sz w:val="20"/>
-                <w:szCs w:val="20"/>
-              </w:rPr>
-              <w:t>jsonwebtoken</w:t>
-            </w:r>
-            <w:proofErr w:type="spellEnd"/>
-            <w:r>
-              <w:rPr>
-                <w:sz w:val="20"/>
-                <w:szCs w:val="20"/>
-              </w:rPr>
-              <w:t xml:space="preserve"> 9.0</w:t>
+            <w:r>
+              <w:rPr>
+                <w:sz w:val="20"/>
+                <w:szCs w:val="20"/>
+              </w:rPr>
+              <w:t>jsonwebtoken 9.0</w:t>
             </w:r>
           </w:p>
         </w:tc>
@@ -4140,12 +3974,6 @@
         </w:tc>
       </w:tr>
       <w:tr>
-        <w:tblPrEx>
-          <w:tblCellMar>
-            <w:top w:w="0" w:type="dxa"/>
-            <w:bottom w:w="0" w:type="dxa"/>
-          </w:tblCellMar>
-        </w:tblPrEx>
         <w:tc>
           <w:tcPr>
             <w:tcW w:w="1650" w:type="pct"/>
@@ -4185,37 +4013,12 @@
             <w:pPr>
               <w:spacing w:before="40" w:after="40"/>
             </w:pPr>
-            <w:proofErr w:type="spellStart"/>
-            <w:r>
-              <w:rPr>
-                <w:sz w:val="20"/>
-                <w:szCs w:val="20"/>
-              </w:rPr>
-              <w:t>BullMQ</w:t>
-            </w:r>
-            <w:proofErr w:type="spellEnd"/>
-            <w:r>
-              <w:rPr>
-                <w:sz w:val="20"/>
-                <w:szCs w:val="20"/>
-              </w:rPr>
-              <w:t xml:space="preserve"> 5.71 + </w:t>
-            </w:r>
-            <w:proofErr w:type="spellStart"/>
-            <w:r>
-              <w:rPr>
-                <w:sz w:val="20"/>
-                <w:szCs w:val="20"/>
-              </w:rPr>
-              <w:t>ioredis</w:t>
-            </w:r>
-            <w:proofErr w:type="spellEnd"/>
-            <w:r>
-              <w:rPr>
-                <w:sz w:val="20"/>
-                <w:szCs w:val="20"/>
-              </w:rPr>
-              <w:t xml:space="preserve"> 5.10</w:t>
+            <w:r>
+              <w:rPr>
+                <w:sz w:val="20"/>
+                <w:szCs w:val="20"/>
+              </w:rPr>
+              <w:t>BullMQ 5.71 + ioredis 5.10</w:t>
             </w:r>
           </w:p>
         </w:tc>
@@ -4245,12 +4048,6 @@
         </w:tc>
       </w:tr>
       <w:tr>
-        <w:tblPrEx>
-          <w:tblCellMar>
-            <w:top w:w="0" w:type="dxa"/>
-            <w:bottom w:w="0" w:type="dxa"/>
-          </w:tblCellMar>
-        </w:tblPrEx>
         <w:tc>
           <w:tcPr>
             <w:tcW w:w="1650" w:type="pct"/>
@@ -4288,21 +4085,12 @@
             <w:pPr>
               <w:spacing w:before="40" w:after="40"/>
             </w:pPr>
-            <w:proofErr w:type="spellStart"/>
-            <w:r>
-              <w:rPr>
-                <w:sz w:val="20"/>
-                <w:szCs w:val="20"/>
-              </w:rPr>
-              <w:t>Nodemailer</w:t>
-            </w:r>
-            <w:proofErr w:type="spellEnd"/>
-            <w:r>
-              <w:rPr>
-                <w:sz w:val="20"/>
-                <w:szCs w:val="20"/>
-              </w:rPr>
-              <w:t xml:space="preserve"> 8.0 / Brevo API</w:t>
+            <w:r>
+              <w:rPr>
+                <w:sz w:val="20"/>
+                <w:szCs w:val="20"/>
+              </w:rPr>
+              <w:t>Nodemailer 8.0 / Brevo API</w:t>
             </w:r>
           </w:p>
         </w:tc>
@@ -4331,12 +4119,6 @@
         </w:tc>
       </w:tr>
       <w:tr>
-        <w:tblPrEx>
-          <w:tblCellMar>
-            <w:top w:w="0" w:type="dxa"/>
-            <w:bottom w:w="0" w:type="dxa"/>
-          </w:tblCellMar>
-        </w:tblPrEx>
         <w:tc>
           <w:tcPr>
             <w:tcW w:w="1650" w:type="pct"/>
@@ -4411,12 +4193,6 @@
         </w:tc>
       </w:tr>
       <w:tr>
-        <w:tblPrEx>
-          <w:tblCellMar>
-            <w:top w:w="0" w:type="dxa"/>
-            <w:bottom w:w="0" w:type="dxa"/>
-          </w:tblCellMar>
-        </w:tblPrEx>
         <w:tc>
           <w:tcPr>
             <w:tcW w:w="1650" w:type="pct"/>
@@ -4489,12 +4265,6 @@
         </w:tc>
       </w:tr>
       <w:tr>
-        <w:tblPrEx>
-          <w:tblCellMar>
-            <w:top w:w="0" w:type="dxa"/>
-            <w:bottom w:w="0" w:type="dxa"/>
-          </w:tblCellMar>
-        </w:tblPrEx>
         <w:tc>
           <w:tcPr>
             <w:tcW w:w="1650" w:type="pct"/>
@@ -4539,23 +4309,7 @@
                 <w:sz w:val="20"/>
                 <w:szCs w:val="20"/>
               </w:rPr>
-              <w:t>YouTube Data API v3 (google-</w:t>
-            </w:r>
-            <w:proofErr w:type="spellStart"/>
-            <w:r>
-              <w:rPr>
-                <w:sz w:val="20"/>
-                <w:szCs w:val="20"/>
-              </w:rPr>
-              <w:t>api</w:t>
-            </w:r>
-            <w:proofErr w:type="spellEnd"/>
-            <w:r>
-              <w:rPr>
-                <w:sz w:val="20"/>
-                <w:szCs w:val="20"/>
-              </w:rPr>
-              <w:t>-python-client)</w:t>
+              <w:t>YouTube Data API v3 (google-api-python-client)</w:t>
             </w:r>
           </w:p>
         </w:tc>
@@ -4585,12 +4339,6 @@
         </w:tc>
       </w:tr>
       <w:tr>
-        <w:tblPrEx>
-          <w:tblCellMar>
-            <w:top w:w="0" w:type="dxa"/>
-            <w:bottom w:w="0" w:type="dxa"/>
-          </w:tblCellMar>
-        </w:tblPrEx>
         <w:tc>
           <w:tcPr>
             <w:tcW w:w="1650" w:type="pct"/>
@@ -4662,12 +4410,6 @@
         </w:tc>
       </w:tr>
       <w:tr>
-        <w:tblPrEx>
-          <w:tblCellMar>
-            <w:top w:w="0" w:type="dxa"/>
-            <w:bottom w:w="0" w:type="dxa"/>
-          </w:tblCellMar>
-        </w:tblPrEx>
         <w:tc>
           <w:tcPr>
             <w:tcW w:w="1650" w:type="pct"/>
@@ -4742,12 +4484,6 @@
         </w:tc>
       </w:tr>
       <w:tr>
-        <w:tblPrEx>
-          <w:tblCellMar>
-            <w:top w:w="0" w:type="dxa"/>
-            <w:bottom w:w="0" w:type="dxa"/>
-          </w:tblCellMar>
-        </w:tblPrEx>
         <w:tc>
           <w:tcPr>
             <w:tcW w:w="1650" w:type="pct"/>
@@ -4819,12 +4555,6 @@
         </w:tc>
       </w:tr>
       <w:tr>
-        <w:tblPrEx>
-          <w:tblCellMar>
-            <w:top w:w="0" w:type="dxa"/>
-            <w:bottom w:w="0" w:type="dxa"/>
-          </w:tblCellMar>
-        </w:tblPrEx>
         <w:tc>
           <w:tcPr>
             <w:tcW w:w="1650" w:type="pct"/>
@@ -4899,12 +4629,6 @@
         </w:tc>
       </w:tr>
       <w:tr>
-        <w:tblPrEx>
-          <w:tblCellMar>
-            <w:top w:w="0" w:type="dxa"/>
-            <w:bottom w:w="0" w:type="dxa"/>
-          </w:tblCellMar>
-        </w:tblPrEx>
         <w:tc>
           <w:tcPr>
             <w:tcW w:w="1650" w:type="pct"/>
@@ -4970,34 +4694,12 @@
                 <w:sz w:val="20"/>
                 <w:szCs w:val="20"/>
               </w:rPr>
-              <w:t xml:space="preserve">Message broker for </w:t>
-            </w:r>
-            <w:proofErr w:type="spellStart"/>
-            <w:r>
-              <w:rPr>
-                <w:sz w:val="20"/>
-                <w:szCs w:val="20"/>
-              </w:rPr>
-              <w:t>BullMQ</w:t>
-            </w:r>
-            <w:proofErr w:type="spellEnd"/>
-            <w:r>
-              <w:rPr>
-                <w:sz w:val="20"/>
-                <w:szCs w:val="20"/>
-              </w:rPr>
-              <w:t xml:space="preserve"> job queue</w:t>
+              <w:t>Message broker for BullMQ job queue</w:t>
             </w:r>
           </w:p>
         </w:tc>
       </w:tr>
       <w:tr>
-        <w:tblPrEx>
-          <w:tblCellMar>
-            <w:top w:w="0" w:type="dxa"/>
-            <w:bottom w:w="0" w:type="dxa"/>
-          </w:tblCellMar>
-        </w:tblPrEx>
         <w:tc>
           <w:tcPr>
             <w:tcW w:w="1650" w:type="pct"/>
@@ -5088,13 +4790,8 @@
       <w:bookmarkEnd w:id="11"/>
     </w:p>
     <w:p>
-      <w:proofErr w:type="spellStart"/>
-      <w:r>
-        <w:t>SmartPost</w:t>
-      </w:r>
-      <w:proofErr w:type="spellEnd"/>
-      <w:r>
-        <w:t xml:space="preserve"> AI follows a layered architecture with clear separation of concerns:</w:t>
+      <w:r>
+        <w:t>SmartPost AI follows a layered architecture with clear separation of concerns:</w:t>
       </w:r>
     </w:p>
     <w:p>
@@ -5170,15 +4867,7 @@
         <w:t xml:space="preserve">API Layer (Express Routes): </w:t>
       </w:r>
       <w:r>
-        <w:t xml:space="preserve">RESTful endpoints organized by domain — auth, users, generate, scheduler, </w:t>
-      </w:r>
-      <w:proofErr w:type="spellStart"/>
-      <w:r>
-        <w:t>linkedin</w:t>
-      </w:r>
-      <w:proofErr w:type="spellEnd"/>
-      <w:r>
-        <w:t>, health. Each route module applies the JWT authentication middleware where needed.</w:t>
+        <w:t>RESTful endpoints organized by domain — auth, users, generate, scheduler, linkedin, health. Each route module applies the JWT authentication middleware where needed.</w:t>
       </w:r>
     </w:p>
     <w:p>
@@ -5198,15 +4887,7 @@
         <w:t xml:space="preserve">Business Logic (Controllers): </w:t>
       </w:r>
       <w:r>
-        <w:t xml:space="preserve">Four controllers (auth, generate, </w:t>
-      </w:r>
-      <w:proofErr w:type="spellStart"/>
-      <w:r>
-        <w:t>linkedin</w:t>
-      </w:r>
-      <w:proofErr w:type="spellEnd"/>
-      <w:r>
-        <w:t>, scheduler) encapsulate all domain logic, calling Prisma for database operations and spawning Python child processes for scraping.</w:t>
+        <w:t>Four controllers (auth, generate, linkedin, scheduler) encapsulate all domain logic, calling Prisma for database operations and spawning Python child processes for scraping.</w:t>
       </w:r>
     </w:p>
     <w:p>
@@ -5223,23 +4904,7 @@
           <w:b/>
           <w:bCs/>
         </w:rPr>
-        <w:t>Background Processing (</w:t>
-      </w:r>
-      <w:proofErr w:type="spellStart"/>
-      <w:r>
-        <w:rPr>
-          <w:b/>
-          <w:bCs/>
-        </w:rPr>
-        <w:t>BullMQ</w:t>
-      </w:r>
-      <w:proofErr w:type="spellEnd"/>
-      <w:r>
-        <w:rPr>
-          <w:b/>
-          <w:bCs/>
-        </w:rPr>
-        <w:t xml:space="preserve"> Worker): </w:t>
+        <w:t xml:space="preserve">Background Processing (BullMQ Worker): </w:t>
       </w:r>
       <w:r>
         <w:t>A Redis-backed job queue processes scheduled post generation asynchronously. The worker runs the full pipeline (scrape → LLM → save → optionally publish) and re-queues itself for the next interval.</w:t>
@@ -5324,12 +4989,6 @@
         <w:gridCol w:w="2104"/>
       </w:tblGrid>
       <w:tr>
-        <w:tblPrEx>
-          <w:tblCellMar>
-            <w:top w:w="0" w:type="dxa"/>
-            <w:bottom w:w="0" w:type="dxa"/>
-          </w:tblCellMar>
-        </w:tblPrEx>
         <w:trPr>
           <w:tblHeader/>
         </w:trPr>
@@ -5443,12 +5102,6 @@
         </w:tc>
       </w:tr>
       <w:tr>
-        <w:tblPrEx>
-          <w:tblCellMar>
-            <w:top w:w="0" w:type="dxa"/>
-            <w:bottom w:w="0" w:type="dxa"/>
-          </w:tblCellMar>
-        </w:tblPrEx>
         <w:tc>
           <w:tcPr>
             <w:tcW w:w="1250" w:type="pct"/>
@@ -5493,23 +5146,7 @@
                 <w:sz w:val="20"/>
                 <w:szCs w:val="20"/>
               </w:rPr>
-              <w:t>/</w:t>
-            </w:r>
-            <w:proofErr w:type="spellStart"/>
-            <w:r>
-              <w:rPr>
-                <w:sz w:val="20"/>
-                <w:szCs w:val="20"/>
-              </w:rPr>
-              <w:t>api</w:t>
-            </w:r>
-            <w:proofErr w:type="spellEnd"/>
-            <w:r>
-              <w:rPr>
-                <w:sz w:val="20"/>
-                <w:szCs w:val="20"/>
-              </w:rPr>
-              <w:t>/auth/signup</w:t>
+              <w:t>/api/auth/signup</w:t>
             </w:r>
           </w:p>
         </w:tc>
@@ -5563,12 +5200,6 @@
         </w:tc>
       </w:tr>
       <w:tr>
-        <w:tblPrEx>
-          <w:tblCellMar>
-            <w:top w:w="0" w:type="dxa"/>
-            <w:bottom w:w="0" w:type="dxa"/>
-          </w:tblCellMar>
-        </w:tblPrEx>
         <w:tc>
           <w:tcPr>
             <w:tcW w:w="1250" w:type="pct"/>
@@ -5611,23 +5242,7 @@
                 <w:sz w:val="20"/>
                 <w:szCs w:val="20"/>
               </w:rPr>
-              <w:t>/</w:t>
-            </w:r>
-            <w:proofErr w:type="spellStart"/>
-            <w:r>
-              <w:rPr>
-                <w:sz w:val="20"/>
-                <w:szCs w:val="20"/>
-              </w:rPr>
-              <w:t>api</w:t>
-            </w:r>
-            <w:proofErr w:type="spellEnd"/>
-            <w:r>
-              <w:rPr>
-                <w:sz w:val="20"/>
-                <w:szCs w:val="20"/>
-              </w:rPr>
-              <w:t>/auth/verify-email</w:t>
+              <w:t>/api/auth/verify-email</w:t>
             </w:r>
           </w:p>
         </w:tc>
@@ -5679,12 +5294,6 @@
         </w:tc>
       </w:tr>
       <w:tr>
-        <w:tblPrEx>
-          <w:tblCellMar>
-            <w:top w:w="0" w:type="dxa"/>
-            <w:bottom w:w="0" w:type="dxa"/>
-          </w:tblCellMar>
-        </w:tblPrEx>
         <w:tc>
           <w:tcPr>
             <w:tcW w:w="1250" w:type="pct"/>
@@ -5729,23 +5338,7 @@
                 <w:sz w:val="20"/>
                 <w:szCs w:val="20"/>
               </w:rPr>
-              <w:t>/</w:t>
-            </w:r>
-            <w:proofErr w:type="spellStart"/>
-            <w:r>
-              <w:rPr>
-                <w:sz w:val="20"/>
-                <w:szCs w:val="20"/>
-              </w:rPr>
-              <w:t>api</w:t>
-            </w:r>
-            <w:proofErr w:type="spellEnd"/>
-            <w:r>
-              <w:rPr>
-                <w:sz w:val="20"/>
-                <w:szCs w:val="20"/>
-              </w:rPr>
-              <w:t>/auth/resend-code</w:t>
+              <w:t>/api/auth/resend-code</w:t>
             </w:r>
           </w:p>
         </w:tc>
@@ -5799,12 +5392,6 @@
         </w:tc>
       </w:tr>
       <w:tr>
-        <w:tblPrEx>
-          <w:tblCellMar>
-            <w:top w:w="0" w:type="dxa"/>
-            <w:bottom w:w="0" w:type="dxa"/>
-          </w:tblCellMar>
-        </w:tblPrEx>
         <w:tc>
           <w:tcPr>
             <w:tcW w:w="1250" w:type="pct"/>
@@ -5847,23 +5434,7 @@
                 <w:sz w:val="20"/>
                 <w:szCs w:val="20"/>
               </w:rPr>
-              <w:t>/</w:t>
-            </w:r>
-            <w:proofErr w:type="spellStart"/>
-            <w:r>
-              <w:rPr>
-                <w:sz w:val="20"/>
-                <w:szCs w:val="20"/>
-              </w:rPr>
-              <w:t>api</w:t>
-            </w:r>
-            <w:proofErr w:type="spellEnd"/>
-            <w:r>
-              <w:rPr>
-                <w:sz w:val="20"/>
-                <w:szCs w:val="20"/>
-              </w:rPr>
-              <w:t>/auth/login</w:t>
+              <w:t>/api/auth/login</w:t>
             </w:r>
           </w:p>
         </w:tc>
@@ -5915,12 +5486,6 @@
         </w:tc>
       </w:tr>
       <w:tr>
-        <w:tblPrEx>
-          <w:tblCellMar>
-            <w:top w:w="0" w:type="dxa"/>
-            <w:bottom w:w="0" w:type="dxa"/>
-          </w:tblCellMar>
-        </w:tblPrEx>
         <w:tc>
           <w:tcPr>
             <w:tcW w:w="1250" w:type="pct"/>
@@ -5965,23 +5530,7 @@
                 <w:sz w:val="20"/>
                 <w:szCs w:val="20"/>
               </w:rPr>
-              <w:t>/</w:t>
-            </w:r>
-            <w:proofErr w:type="spellStart"/>
-            <w:r>
-              <w:rPr>
-                <w:sz w:val="20"/>
-                <w:szCs w:val="20"/>
-              </w:rPr>
-              <w:t>api</w:t>
-            </w:r>
-            <w:proofErr w:type="spellEnd"/>
-            <w:r>
-              <w:rPr>
-                <w:sz w:val="20"/>
-                <w:szCs w:val="20"/>
-              </w:rPr>
-              <w:t>/auth/google</w:t>
+              <w:t>/api/auth/google</w:t>
             </w:r>
           </w:p>
         </w:tc>
@@ -6035,12 +5584,6 @@
         </w:tc>
       </w:tr>
       <w:tr>
-        <w:tblPrEx>
-          <w:tblCellMar>
-            <w:top w:w="0" w:type="dxa"/>
-            <w:bottom w:w="0" w:type="dxa"/>
-          </w:tblCellMar>
-        </w:tblPrEx>
         <w:tc>
           <w:tcPr>
             <w:tcW w:w="1250" w:type="pct"/>
@@ -6083,23 +5626,7 @@
                 <w:sz w:val="20"/>
                 <w:szCs w:val="20"/>
               </w:rPr>
-              <w:t>/</w:t>
-            </w:r>
-            <w:proofErr w:type="spellStart"/>
-            <w:r>
-              <w:rPr>
-                <w:sz w:val="20"/>
-                <w:szCs w:val="20"/>
-              </w:rPr>
-              <w:t>api</w:t>
-            </w:r>
-            <w:proofErr w:type="spellEnd"/>
-            <w:r>
-              <w:rPr>
-                <w:sz w:val="20"/>
-                <w:szCs w:val="20"/>
-              </w:rPr>
-              <w:t>/generate</w:t>
+              <w:t>/api/generate</w:t>
             </w:r>
           </w:p>
         </w:tc>
@@ -6151,12 +5678,6 @@
         </w:tc>
       </w:tr>
       <w:tr>
-        <w:tblPrEx>
-          <w:tblCellMar>
-            <w:top w:w="0" w:type="dxa"/>
-            <w:bottom w:w="0" w:type="dxa"/>
-          </w:tblCellMar>
-        </w:tblPrEx>
         <w:tc>
           <w:tcPr>
             <w:tcW w:w="1250" w:type="pct"/>
@@ -6201,39 +5722,7 @@
                 <w:sz w:val="20"/>
                 <w:szCs w:val="20"/>
               </w:rPr>
-              <w:t>/</w:t>
-            </w:r>
-            <w:proofErr w:type="spellStart"/>
-            <w:r>
-              <w:rPr>
-                <w:sz w:val="20"/>
-                <w:szCs w:val="20"/>
-              </w:rPr>
-              <w:t>api</w:t>
-            </w:r>
-            <w:proofErr w:type="spellEnd"/>
-            <w:r>
-              <w:rPr>
-                <w:sz w:val="20"/>
-                <w:szCs w:val="20"/>
-              </w:rPr>
-              <w:t>/</w:t>
-            </w:r>
-            <w:proofErr w:type="spellStart"/>
-            <w:r>
-              <w:rPr>
-                <w:sz w:val="20"/>
-                <w:szCs w:val="20"/>
-              </w:rPr>
-              <w:t>linkedin</w:t>
-            </w:r>
-            <w:proofErr w:type="spellEnd"/>
-            <w:r>
-              <w:rPr>
-                <w:sz w:val="20"/>
-                <w:szCs w:val="20"/>
-              </w:rPr>
-              <w:t>/login</w:t>
+              <w:t>/api/linkedin/login</w:t>
             </w:r>
           </w:p>
         </w:tc>
@@ -6287,12 +5776,6 @@
         </w:tc>
       </w:tr>
       <w:tr>
-        <w:tblPrEx>
-          <w:tblCellMar>
-            <w:top w:w="0" w:type="dxa"/>
-            <w:bottom w:w="0" w:type="dxa"/>
-          </w:tblCellMar>
-        </w:tblPrEx>
         <w:tc>
           <w:tcPr>
             <w:tcW w:w="1250" w:type="pct"/>
@@ -6335,39 +5818,7 @@
                 <w:sz w:val="20"/>
                 <w:szCs w:val="20"/>
               </w:rPr>
-              <w:t>/</w:t>
-            </w:r>
-            <w:proofErr w:type="spellStart"/>
-            <w:r>
-              <w:rPr>
-                <w:sz w:val="20"/>
-                <w:szCs w:val="20"/>
-              </w:rPr>
-              <w:t>api</w:t>
-            </w:r>
-            <w:proofErr w:type="spellEnd"/>
-            <w:r>
-              <w:rPr>
-                <w:sz w:val="20"/>
-                <w:szCs w:val="20"/>
-              </w:rPr>
-              <w:t>/</w:t>
-            </w:r>
-            <w:proofErr w:type="spellStart"/>
-            <w:r>
-              <w:rPr>
-                <w:sz w:val="20"/>
-                <w:szCs w:val="20"/>
-              </w:rPr>
-              <w:t>linkedin</w:t>
-            </w:r>
-            <w:proofErr w:type="spellEnd"/>
-            <w:r>
-              <w:rPr>
-                <w:sz w:val="20"/>
-                <w:szCs w:val="20"/>
-              </w:rPr>
-              <w:t>/callback</w:t>
+              <w:t>/api/linkedin/callback</w:t>
             </w:r>
           </w:p>
         </w:tc>
@@ -6419,12 +5870,6 @@
         </w:tc>
       </w:tr>
       <w:tr>
-        <w:tblPrEx>
-          <w:tblCellMar>
-            <w:top w:w="0" w:type="dxa"/>
-            <w:bottom w:w="0" w:type="dxa"/>
-          </w:tblCellMar>
-        </w:tblPrEx>
         <w:tc>
           <w:tcPr>
             <w:tcW w:w="1250" w:type="pct"/>
@@ -6469,39 +5914,7 @@
                 <w:sz w:val="20"/>
                 <w:szCs w:val="20"/>
               </w:rPr>
-              <w:t>/</w:t>
-            </w:r>
-            <w:proofErr w:type="spellStart"/>
-            <w:r>
-              <w:rPr>
-                <w:sz w:val="20"/>
-                <w:szCs w:val="20"/>
-              </w:rPr>
-              <w:t>api</w:t>
-            </w:r>
-            <w:proofErr w:type="spellEnd"/>
-            <w:r>
-              <w:rPr>
-                <w:sz w:val="20"/>
-                <w:szCs w:val="20"/>
-              </w:rPr>
-              <w:t>/</w:t>
-            </w:r>
-            <w:proofErr w:type="spellStart"/>
-            <w:r>
-              <w:rPr>
-                <w:sz w:val="20"/>
-                <w:szCs w:val="20"/>
-              </w:rPr>
-              <w:t>linkedin</w:t>
-            </w:r>
-            <w:proofErr w:type="spellEnd"/>
-            <w:r>
-              <w:rPr>
-                <w:sz w:val="20"/>
-                <w:szCs w:val="20"/>
-              </w:rPr>
-              <w:t>/status</w:t>
+              <w:t>/api/linkedin/status</w:t>
             </w:r>
           </w:p>
         </w:tc>
@@ -6555,12 +5968,6 @@
         </w:tc>
       </w:tr>
       <w:tr>
-        <w:tblPrEx>
-          <w:tblCellMar>
-            <w:top w:w="0" w:type="dxa"/>
-            <w:bottom w:w="0" w:type="dxa"/>
-          </w:tblCellMar>
-        </w:tblPrEx>
         <w:tc>
           <w:tcPr>
             <w:tcW w:w="1250" w:type="pct"/>
@@ -6603,39 +6010,7 @@
                 <w:sz w:val="20"/>
                 <w:szCs w:val="20"/>
               </w:rPr>
-              <w:t>/</w:t>
-            </w:r>
-            <w:proofErr w:type="spellStart"/>
-            <w:r>
-              <w:rPr>
-                <w:sz w:val="20"/>
-                <w:szCs w:val="20"/>
-              </w:rPr>
-              <w:t>api</w:t>
-            </w:r>
-            <w:proofErr w:type="spellEnd"/>
-            <w:r>
-              <w:rPr>
-                <w:sz w:val="20"/>
-                <w:szCs w:val="20"/>
-              </w:rPr>
-              <w:t>/</w:t>
-            </w:r>
-            <w:proofErr w:type="spellStart"/>
-            <w:r>
-              <w:rPr>
-                <w:sz w:val="20"/>
-                <w:szCs w:val="20"/>
-              </w:rPr>
-              <w:t>linkedin</w:t>
-            </w:r>
-            <w:proofErr w:type="spellEnd"/>
-            <w:r>
-              <w:rPr>
-                <w:sz w:val="20"/>
-                <w:szCs w:val="20"/>
-              </w:rPr>
-              <w:t>/posts</w:t>
+              <w:t>/api/linkedin/posts</w:t>
             </w:r>
           </w:p>
         </w:tc>
@@ -6687,12 +6062,6 @@
         </w:tc>
       </w:tr>
       <w:tr>
-        <w:tblPrEx>
-          <w:tblCellMar>
-            <w:top w:w="0" w:type="dxa"/>
-            <w:bottom w:w="0" w:type="dxa"/>
-          </w:tblCellMar>
-        </w:tblPrEx>
         <w:tc>
           <w:tcPr>
             <w:tcW w:w="1250" w:type="pct"/>
@@ -6737,39 +6106,7 @@
                 <w:sz w:val="20"/>
                 <w:szCs w:val="20"/>
               </w:rPr>
-              <w:t>/</w:t>
-            </w:r>
-            <w:proofErr w:type="spellStart"/>
-            <w:r>
-              <w:rPr>
-                <w:sz w:val="20"/>
-                <w:szCs w:val="20"/>
-              </w:rPr>
-              <w:t>api</w:t>
-            </w:r>
-            <w:proofErr w:type="spellEnd"/>
-            <w:r>
-              <w:rPr>
-                <w:sz w:val="20"/>
-                <w:szCs w:val="20"/>
-              </w:rPr>
-              <w:t>/</w:t>
-            </w:r>
-            <w:proofErr w:type="spellStart"/>
-            <w:r>
-              <w:rPr>
-                <w:sz w:val="20"/>
-                <w:szCs w:val="20"/>
-              </w:rPr>
-              <w:t>linkedin</w:t>
-            </w:r>
-            <w:proofErr w:type="spellEnd"/>
-            <w:r>
-              <w:rPr>
-                <w:sz w:val="20"/>
-                <w:szCs w:val="20"/>
-              </w:rPr>
-              <w:t>/post</w:t>
+              <w:t>/api/linkedin/post</w:t>
             </w:r>
           </w:p>
         </w:tc>
@@ -6823,12 +6160,6 @@
         </w:tc>
       </w:tr>
       <w:tr>
-        <w:tblPrEx>
-          <w:tblCellMar>
-            <w:top w:w="0" w:type="dxa"/>
-            <w:bottom w:w="0" w:type="dxa"/>
-          </w:tblCellMar>
-        </w:tblPrEx>
         <w:tc>
           <w:tcPr>
             <w:tcW w:w="1250" w:type="pct"/>
@@ -6871,58 +6202,8 @@
                 <w:sz w:val="20"/>
                 <w:szCs w:val="20"/>
               </w:rPr>
-              <w:t>/</w:t>
-            </w:r>
-            <w:proofErr w:type="spellStart"/>
-            <w:r>
-              <w:rPr>
-                <w:sz w:val="20"/>
-                <w:szCs w:val="20"/>
-              </w:rPr>
-              <w:t>api</w:t>
-            </w:r>
-            <w:proofErr w:type="spellEnd"/>
-            <w:r>
-              <w:rPr>
-                <w:sz w:val="20"/>
-                <w:szCs w:val="20"/>
-              </w:rPr>
-              <w:t>/</w:t>
-            </w:r>
-            <w:proofErr w:type="spellStart"/>
-            <w:r>
-              <w:rPr>
-                <w:sz w:val="20"/>
-                <w:szCs w:val="20"/>
-              </w:rPr>
-              <w:t>linkedin</w:t>
-            </w:r>
-            <w:proofErr w:type="spellEnd"/>
-            <w:r>
-              <w:rPr>
-                <w:sz w:val="20"/>
-                <w:szCs w:val="20"/>
-              </w:rPr>
-              <w:t>/post</w:t>
-            </w:r>
-            <w:proofErr w:type="gramStart"/>
-            <w:r>
-              <w:rPr>
-                <w:sz w:val="20"/>
-                <w:szCs w:val="20"/>
-              </w:rPr>
-              <w:t>/:</w:t>
-            </w:r>
-            <w:proofErr w:type="spellStart"/>
-            <w:r>
-              <w:rPr>
-                <w:sz w:val="20"/>
-                <w:szCs w:val="20"/>
-              </w:rPr>
-              <w:t>postId</w:t>
-            </w:r>
-            <w:proofErr w:type="spellEnd"/>
-            <w:proofErr w:type="gramEnd"/>
+              <w:t>/api/linkedin/post/:postId</w:t>
+            </w:r>
           </w:p>
         </w:tc>
         <w:tc>
@@ -6973,12 +6254,6 @@
         </w:tc>
       </w:tr>
       <w:tr>
-        <w:tblPrEx>
-          <w:tblCellMar>
-            <w:top w:w="0" w:type="dxa"/>
-            <w:bottom w:w="0" w:type="dxa"/>
-          </w:tblCellMar>
-        </w:tblPrEx>
         <w:tc>
           <w:tcPr>
             <w:tcW w:w="1250" w:type="pct"/>
@@ -7023,58 +6298,8 @@
                 <w:sz w:val="20"/>
                 <w:szCs w:val="20"/>
               </w:rPr>
-              <w:t>/</w:t>
-            </w:r>
-            <w:proofErr w:type="spellStart"/>
-            <w:r>
-              <w:rPr>
-                <w:sz w:val="20"/>
-                <w:szCs w:val="20"/>
-              </w:rPr>
-              <w:t>api</w:t>
-            </w:r>
-            <w:proofErr w:type="spellEnd"/>
-            <w:r>
-              <w:rPr>
-                <w:sz w:val="20"/>
-                <w:szCs w:val="20"/>
-              </w:rPr>
-              <w:t>/</w:t>
-            </w:r>
-            <w:proofErr w:type="spellStart"/>
-            <w:r>
-              <w:rPr>
-                <w:sz w:val="20"/>
-                <w:szCs w:val="20"/>
-              </w:rPr>
-              <w:t>linkedin</w:t>
-            </w:r>
-            <w:proofErr w:type="spellEnd"/>
-            <w:r>
-              <w:rPr>
-                <w:sz w:val="20"/>
-                <w:szCs w:val="20"/>
-              </w:rPr>
-              <w:t>/post</w:t>
-            </w:r>
-            <w:proofErr w:type="gramStart"/>
-            <w:r>
-              <w:rPr>
-                <w:sz w:val="20"/>
-                <w:szCs w:val="20"/>
-              </w:rPr>
-              <w:t>/:</w:t>
-            </w:r>
-            <w:proofErr w:type="spellStart"/>
-            <w:r>
-              <w:rPr>
-                <w:sz w:val="20"/>
-                <w:szCs w:val="20"/>
-              </w:rPr>
-              <w:t>postId</w:t>
-            </w:r>
-            <w:proofErr w:type="spellEnd"/>
-            <w:proofErr w:type="gramEnd"/>
+              <w:t>/api/linkedin/post/:postId</w:t>
+            </w:r>
           </w:p>
         </w:tc>
         <w:tc>
@@ -7127,12 +6352,6 @@
         </w:tc>
       </w:tr>
       <w:tr>
-        <w:tblPrEx>
-          <w:tblCellMar>
-            <w:top w:w="0" w:type="dxa"/>
-            <w:bottom w:w="0" w:type="dxa"/>
-          </w:tblCellMar>
-        </w:tblPrEx>
         <w:tc>
           <w:tcPr>
             <w:tcW w:w="1250" w:type="pct"/>
@@ -7175,39 +6394,7 @@
                 <w:sz w:val="20"/>
                 <w:szCs w:val="20"/>
               </w:rPr>
-              <w:t>/</w:t>
-            </w:r>
-            <w:proofErr w:type="spellStart"/>
-            <w:r>
-              <w:rPr>
-                <w:sz w:val="20"/>
-                <w:szCs w:val="20"/>
-              </w:rPr>
-              <w:t>api</w:t>
-            </w:r>
-            <w:proofErr w:type="spellEnd"/>
-            <w:r>
-              <w:rPr>
-                <w:sz w:val="20"/>
-                <w:szCs w:val="20"/>
-              </w:rPr>
-              <w:t>/</w:t>
-            </w:r>
-            <w:proofErr w:type="spellStart"/>
-            <w:r>
-              <w:rPr>
-                <w:sz w:val="20"/>
-                <w:szCs w:val="20"/>
-              </w:rPr>
-              <w:t>linkedin</w:t>
-            </w:r>
-            <w:proofErr w:type="spellEnd"/>
-            <w:r>
-              <w:rPr>
-                <w:sz w:val="20"/>
-                <w:szCs w:val="20"/>
-              </w:rPr>
-              <w:t>/disconnect</w:t>
+              <w:t>/api/linkedin/disconnect</w:t>
             </w:r>
           </w:p>
         </w:tc>
@@ -7259,12 +6446,6 @@
         </w:tc>
       </w:tr>
       <w:tr>
-        <w:tblPrEx>
-          <w:tblCellMar>
-            <w:top w:w="0" w:type="dxa"/>
-            <w:bottom w:w="0" w:type="dxa"/>
-          </w:tblCellMar>
-        </w:tblPrEx>
         <w:tc>
           <w:tcPr>
             <w:tcW w:w="1250" w:type="pct"/>
@@ -7309,23 +6490,7 @@
                 <w:sz w:val="20"/>
                 <w:szCs w:val="20"/>
               </w:rPr>
-              <w:t>/</w:t>
-            </w:r>
-            <w:proofErr w:type="spellStart"/>
-            <w:r>
-              <w:rPr>
-                <w:sz w:val="20"/>
-                <w:szCs w:val="20"/>
-              </w:rPr>
-              <w:t>api</w:t>
-            </w:r>
-            <w:proofErr w:type="spellEnd"/>
-            <w:r>
-              <w:rPr>
-                <w:sz w:val="20"/>
-                <w:szCs w:val="20"/>
-              </w:rPr>
-              <w:t>/scheduler</w:t>
+              <w:t>/api/scheduler</w:t>
             </w:r>
           </w:p>
         </w:tc>
@@ -7379,12 +6544,6 @@
         </w:tc>
       </w:tr>
       <w:tr>
-        <w:tblPrEx>
-          <w:tblCellMar>
-            <w:top w:w="0" w:type="dxa"/>
-            <w:bottom w:w="0" w:type="dxa"/>
-          </w:tblCellMar>
-        </w:tblPrEx>
         <w:tc>
           <w:tcPr>
             <w:tcW w:w="1250" w:type="pct"/>
@@ -7427,23 +6586,7 @@
                 <w:sz w:val="20"/>
                 <w:szCs w:val="20"/>
               </w:rPr>
-              <w:t>/</w:t>
-            </w:r>
-            <w:proofErr w:type="spellStart"/>
-            <w:r>
-              <w:rPr>
-                <w:sz w:val="20"/>
-                <w:szCs w:val="20"/>
-              </w:rPr>
-              <w:t>api</w:t>
-            </w:r>
-            <w:proofErr w:type="spellEnd"/>
-            <w:r>
-              <w:rPr>
-                <w:sz w:val="20"/>
-                <w:szCs w:val="20"/>
-              </w:rPr>
-              <w:t>/scheduler</w:t>
+              <w:t>/api/scheduler</w:t>
             </w:r>
           </w:p>
         </w:tc>
@@ -7495,12 +6638,6 @@
         </w:tc>
       </w:tr>
       <w:tr>
-        <w:tblPrEx>
-          <w:tblCellMar>
-            <w:top w:w="0" w:type="dxa"/>
-            <w:bottom w:w="0" w:type="dxa"/>
-          </w:tblCellMar>
-        </w:tblPrEx>
         <w:tc>
           <w:tcPr>
             <w:tcW w:w="1250" w:type="pct"/>
@@ -7545,25 +6682,7 @@
                 <w:sz w:val="20"/>
                 <w:szCs w:val="20"/>
               </w:rPr>
-              <w:t>/</w:t>
-            </w:r>
-            <w:proofErr w:type="spellStart"/>
-            <w:proofErr w:type="gramStart"/>
-            <w:r>
-              <w:rPr>
-                <w:sz w:val="20"/>
-                <w:szCs w:val="20"/>
-              </w:rPr>
-              <w:t>api</w:t>
-            </w:r>
-            <w:proofErr w:type="spellEnd"/>
-            <w:proofErr w:type="gramEnd"/>
-            <w:r>
-              <w:rPr>
-                <w:sz w:val="20"/>
-                <w:szCs w:val="20"/>
-              </w:rPr>
-              <w:t>/scheduler/:id</w:t>
+              <w:t>/api/scheduler/:id</w:t>
             </w:r>
           </w:p>
         </w:tc>
@@ -7617,12 +6736,6 @@
         </w:tc>
       </w:tr>
       <w:tr>
-        <w:tblPrEx>
-          <w:tblCellMar>
-            <w:top w:w="0" w:type="dxa"/>
-            <w:bottom w:w="0" w:type="dxa"/>
-          </w:tblCellMar>
-        </w:tblPrEx>
         <w:tc>
           <w:tcPr>
             <w:tcW w:w="1250" w:type="pct"/>
@@ -7665,23 +6778,7 @@
                 <w:sz w:val="20"/>
                 <w:szCs w:val="20"/>
               </w:rPr>
-              <w:t>/</w:t>
-            </w:r>
-            <w:proofErr w:type="spellStart"/>
-            <w:r>
-              <w:rPr>
-                <w:sz w:val="20"/>
-                <w:szCs w:val="20"/>
-              </w:rPr>
-              <w:t>api</w:t>
-            </w:r>
-            <w:proofErr w:type="spellEnd"/>
-            <w:r>
-              <w:rPr>
-                <w:sz w:val="20"/>
-                <w:szCs w:val="20"/>
-              </w:rPr>
-              <w:t>/health</w:t>
+              <w:t>/api/health</w:t>
             </w:r>
           </w:p>
         </w:tc>
@@ -7790,12 +6887,6 @@
         <w:gridCol w:w="2817"/>
       </w:tblGrid>
       <w:tr>
-        <w:tblPrEx>
-          <w:tblCellMar>
-            <w:top w:w="0" w:type="dxa"/>
-            <w:bottom w:w="0" w:type="dxa"/>
-          </w:tblCellMar>
-        </w:tblPrEx>
         <w:trPr>
           <w:tblHeader/>
         </w:trPr>
@@ -7882,12 +6973,6 @@
         </w:tc>
       </w:tr>
       <w:tr>
-        <w:tblPrEx>
-          <w:tblCellMar>
-            <w:top w:w="0" w:type="dxa"/>
-            <w:bottom w:w="0" w:type="dxa"/>
-          </w:tblCellMar>
-        </w:tblPrEx>
         <w:tc>
           <w:tcPr>
             <w:tcW w:w="1650" w:type="pct"/>
@@ -7932,17 +7017,8 @@
                 <w:sz w:val="20"/>
                 <w:szCs w:val="20"/>
               </w:rPr>
-              <w:t xml:space="preserve">id, email, password, role, </w:t>
-            </w:r>
-            <w:proofErr w:type="spellStart"/>
-            <w:r>
-              <w:rPr>
-                <w:sz w:val="20"/>
-                <w:szCs w:val="20"/>
-              </w:rPr>
-              <w:t>createdAt</w:t>
-            </w:r>
-            <w:proofErr w:type="spellEnd"/>
+              <w:t>id, email, password, role, createdAt</w:t>
+            </w:r>
           </w:p>
         </w:tc>
         <w:tc>
@@ -7965,34 +7041,12 @@
                 <w:sz w:val="20"/>
                 <w:szCs w:val="20"/>
               </w:rPr>
-              <w:t xml:space="preserve">Stores registered users. Password is </w:t>
-            </w:r>
-            <w:proofErr w:type="spellStart"/>
-            <w:r>
-              <w:rPr>
-                <w:sz w:val="20"/>
-                <w:szCs w:val="20"/>
-              </w:rPr>
-              <w:t>bcrypt</w:t>
-            </w:r>
-            <w:proofErr w:type="spellEnd"/>
-            <w:r>
-              <w:rPr>
-                <w:sz w:val="20"/>
-                <w:szCs w:val="20"/>
-              </w:rPr>
-              <w:t>-hashed. Role is 'standard' or 'pro'.</w:t>
+              <w:t>Stores registered users. Password is bcrypt-hashed. Role is 'standard' or 'pro'.</w:t>
             </w:r>
           </w:p>
         </w:tc>
       </w:tr>
       <w:tr>
-        <w:tblPrEx>
-          <w:tblCellMar>
-            <w:top w:w="0" w:type="dxa"/>
-            <w:bottom w:w="0" w:type="dxa"/>
-          </w:tblCellMar>
-        </w:tblPrEx>
         <w:tc>
           <w:tcPr>
             <w:tcW w:w="1650" w:type="pct"/>
@@ -8036,98 +7090,35 @@
                 <w:sz w:val="20"/>
                 <w:szCs w:val="20"/>
               </w:rPr>
-              <w:t xml:space="preserve">id, </w:t>
-            </w:r>
-            <w:proofErr w:type="spellStart"/>
-            <w:r>
-              <w:rPr>
-                <w:sz w:val="20"/>
-                <w:szCs w:val="20"/>
-              </w:rPr>
-              <w:t>platformName</w:t>
-            </w:r>
-            <w:proofErr w:type="spellEnd"/>
-            <w:r>
-              <w:rPr>
-                <w:sz w:val="20"/>
-                <w:szCs w:val="20"/>
-              </w:rPr>
-              <w:t xml:space="preserve">, </w:t>
-            </w:r>
-            <w:proofErr w:type="spellStart"/>
-            <w:r>
-              <w:rPr>
-                <w:sz w:val="20"/>
-                <w:szCs w:val="20"/>
-              </w:rPr>
-              <w:t>apiBaseUrl</w:t>
-            </w:r>
-            <w:proofErr w:type="spellEnd"/>
-            <w:r>
-              <w:rPr>
-                <w:sz w:val="20"/>
-                <w:szCs w:val="20"/>
-              </w:rPr>
-              <w:t xml:space="preserve">, </w:t>
-            </w:r>
-            <w:proofErr w:type="spellStart"/>
-            <w:r>
-              <w:rPr>
-                <w:sz w:val="20"/>
-                <w:szCs w:val="20"/>
-              </w:rPr>
-              <w:t>isActive</w:t>
-            </w:r>
-            <w:proofErr w:type="spellEnd"/>
-          </w:p>
-        </w:tc>
-        <w:tc>
-          <w:tcPr>
-            <w:tcW w:w="1650" w:type="pct"/>
-            <w:tcBorders>
-              <w:top w:val="single" w:sz="1" w:space="0" w:color="BFBFBF"/>
-              <w:left w:val="single" w:sz="1" w:space="0" w:color="BFBFBF"/>
-              <w:bottom w:val="single" w:sz="1" w:space="0" w:color="BFBFBF"/>
-              <w:right w:val="single" w:sz="1" w:space="0" w:color="BFBFBF"/>
-            </w:tcBorders>
-          </w:tcPr>
-          <w:p>
-            <w:pPr>
-              <w:spacing w:before="40" w:after="40"/>
-            </w:pPr>
-            <w:r>
-              <w:rPr>
-                <w:sz w:val="20"/>
-                <w:szCs w:val="20"/>
-              </w:rPr>
-              <w:t xml:space="preserve">Represents a social media platform (e.g., LinkedIn, </w:t>
-            </w:r>
-            <w:proofErr w:type="spellStart"/>
-            <w:r>
-              <w:rPr>
-                <w:sz w:val="20"/>
-                <w:szCs w:val="20"/>
-              </w:rPr>
-              <w:t>Smartpost</w:t>
-            </w:r>
-            <w:proofErr w:type="spellEnd"/>
-            <w:r>
-              <w:rPr>
-                <w:sz w:val="20"/>
-                <w:szCs w:val="20"/>
-              </w:rPr>
-              <w:t xml:space="preserve"> Default).</w:t>
+              <w:t>id, platformName, apiBaseUrl, isActive</w:t>
+            </w:r>
+          </w:p>
+        </w:tc>
+        <w:tc>
+          <w:tcPr>
+            <w:tcW w:w="1650" w:type="pct"/>
+            <w:tcBorders>
+              <w:top w:val="single" w:sz="1" w:space="0" w:color="BFBFBF"/>
+              <w:left w:val="single" w:sz="1" w:space="0" w:color="BFBFBF"/>
+              <w:bottom w:val="single" w:sz="1" w:space="0" w:color="BFBFBF"/>
+              <w:right w:val="single" w:sz="1" w:space="0" w:color="BFBFBF"/>
+            </w:tcBorders>
+          </w:tcPr>
+          <w:p>
+            <w:pPr>
+              <w:spacing w:before="40" w:after="40"/>
+            </w:pPr>
+            <w:r>
+              <w:rPr>
+                <w:sz w:val="20"/>
+                <w:szCs w:val="20"/>
+              </w:rPr>
+              <w:t>Represents a social media platform (e.g., LinkedIn, Smartpost Default).</w:t>
             </w:r>
           </w:p>
         </w:tc>
       </w:tr>
       <w:tr>
-        <w:tblPrEx>
-          <w:tblCellMar>
-            <w:top w:w="0" w:type="dxa"/>
-            <w:bottom w:w="0" w:type="dxa"/>
-          </w:tblCellMar>
-        </w:tblPrEx>
         <w:tc>
           <w:tcPr>
             <w:tcW w:w="1650" w:type="pct"/>
@@ -8143,7 +7134,6 @@
             <w:pPr>
               <w:spacing w:before="40" w:after="40"/>
             </w:pPr>
-            <w:proofErr w:type="spellStart"/>
             <w:r>
               <w:rPr>
                 <w:sz w:val="20"/>
@@ -8151,7 +7141,6 @@
               </w:rPr>
               <w:t>SocialAccount</w:t>
             </w:r>
-            <w:proofErr w:type="spellEnd"/>
           </w:p>
         </w:tc>
         <w:tc>
@@ -8174,113 +7163,8 @@
                 <w:sz w:val="20"/>
                 <w:szCs w:val="20"/>
               </w:rPr>
-              <w:t xml:space="preserve">id, </w:t>
-            </w:r>
-            <w:proofErr w:type="spellStart"/>
-            <w:r>
-              <w:rPr>
-                <w:sz w:val="20"/>
-                <w:szCs w:val="20"/>
-              </w:rPr>
-              <w:t>userId</w:t>
-            </w:r>
-            <w:proofErr w:type="spellEnd"/>
-            <w:r>
-              <w:rPr>
-                <w:sz w:val="20"/>
-                <w:szCs w:val="20"/>
-              </w:rPr>
-              <w:t xml:space="preserve">, </w:t>
-            </w:r>
-            <w:proofErr w:type="spellStart"/>
-            <w:r>
-              <w:rPr>
-                <w:sz w:val="20"/>
-                <w:szCs w:val="20"/>
-              </w:rPr>
-              <w:t>platformId</w:t>
-            </w:r>
-            <w:proofErr w:type="spellEnd"/>
-            <w:r>
-              <w:rPr>
-                <w:sz w:val="20"/>
-                <w:szCs w:val="20"/>
-              </w:rPr>
-              <w:t xml:space="preserve">, </w:t>
-            </w:r>
-            <w:proofErr w:type="spellStart"/>
-            <w:r>
-              <w:rPr>
-                <w:sz w:val="20"/>
-                <w:szCs w:val="20"/>
-              </w:rPr>
-              <w:t>accessToken</w:t>
-            </w:r>
-            <w:proofErr w:type="spellEnd"/>
-            <w:r>
-              <w:rPr>
-                <w:sz w:val="20"/>
-                <w:szCs w:val="20"/>
-              </w:rPr>
-              <w:t xml:space="preserve">, </w:t>
-            </w:r>
-            <w:proofErr w:type="spellStart"/>
-            <w:r>
-              <w:rPr>
-                <w:sz w:val="20"/>
-                <w:szCs w:val="20"/>
-              </w:rPr>
-              <w:t>refreshToken</w:t>
-            </w:r>
-            <w:proofErr w:type="spellEnd"/>
-            <w:r>
-              <w:rPr>
-                <w:sz w:val="20"/>
-                <w:szCs w:val="20"/>
-              </w:rPr>
-              <w:t xml:space="preserve">, </w:t>
-            </w:r>
-            <w:proofErr w:type="spellStart"/>
-            <w:r>
-              <w:rPr>
-                <w:sz w:val="20"/>
-                <w:szCs w:val="20"/>
-              </w:rPr>
-              <w:t>expiresAt</w:t>
-            </w:r>
-            <w:proofErr w:type="spellEnd"/>
-            <w:r>
-              <w:rPr>
-                <w:sz w:val="20"/>
-                <w:szCs w:val="20"/>
-              </w:rPr>
-              <w:t xml:space="preserve">, </w:t>
-            </w:r>
-            <w:proofErr w:type="spellStart"/>
-            <w:r>
-              <w:rPr>
-                <w:sz w:val="20"/>
-                <w:szCs w:val="20"/>
-              </w:rPr>
-              <w:t>linkedinUrn</w:t>
-            </w:r>
-            <w:proofErr w:type="spellEnd"/>
-            <w:r>
-              <w:rPr>
-                <w:sz w:val="20"/>
-                <w:szCs w:val="20"/>
-              </w:rPr>
-              <w:t xml:space="preserve">, </w:t>
-            </w:r>
-            <w:proofErr w:type="spellStart"/>
-            <w:r>
-              <w:rPr>
-                <w:sz w:val="20"/>
-                <w:szCs w:val="20"/>
-              </w:rPr>
-              <w:t>linkedinName</w:t>
-            </w:r>
-            <w:proofErr w:type="spellEnd"/>
+              <w:t>id, userId, platformId, accessToken, refreshToken, expiresAt, linkedinUrn, linkedinName</w:t>
+            </w:r>
           </w:p>
         </w:tc>
         <w:tc>
@@ -8303,50 +7187,12 @@
                 <w:sz w:val="20"/>
                 <w:szCs w:val="20"/>
               </w:rPr>
-              <w:t>Links a user to a platform with OAuth tokens. Unique constraint on (</w:t>
-            </w:r>
-            <w:proofErr w:type="spellStart"/>
-            <w:r>
-              <w:rPr>
-                <w:sz w:val="20"/>
-                <w:szCs w:val="20"/>
-              </w:rPr>
-              <w:t>userId</w:t>
-            </w:r>
-            <w:proofErr w:type="spellEnd"/>
-            <w:r>
-              <w:rPr>
-                <w:sz w:val="20"/>
-                <w:szCs w:val="20"/>
-              </w:rPr>
-              <w:t xml:space="preserve">, </w:t>
-            </w:r>
-            <w:proofErr w:type="spellStart"/>
-            <w:r>
-              <w:rPr>
-                <w:sz w:val="20"/>
-                <w:szCs w:val="20"/>
-              </w:rPr>
-              <w:t>platformId</w:t>
-            </w:r>
-            <w:proofErr w:type="spellEnd"/>
-            <w:r>
-              <w:rPr>
-                <w:sz w:val="20"/>
-                <w:szCs w:val="20"/>
-              </w:rPr>
-              <w:t>).</w:t>
+              <w:t>Links a user to a platform with OAuth tokens. Unique constraint on (userId, platformId).</w:t>
             </w:r>
           </w:p>
         </w:tc>
       </w:tr>
       <w:tr>
-        <w:tblPrEx>
-          <w:tblCellMar>
-            <w:top w:w="0" w:type="dxa"/>
-            <w:bottom w:w="0" w:type="dxa"/>
-          </w:tblCellMar>
-        </w:tblPrEx>
         <w:tc>
           <w:tcPr>
             <w:tcW w:w="1650" w:type="pct"/>
@@ -8389,81 +7235,8 @@
                 <w:sz w:val="20"/>
                 <w:szCs w:val="20"/>
               </w:rPr>
-              <w:t xml:space="preserve">id, </w:t>
-            </w:r>
-            <w:proofErr w:type="spellStart"/>
-            <w:r>
-              <w:rPr>
-                <w:sz w:val="20"/>
-                <w:szCs w:val="20"/>
-              </w:rPr>
-              <w:t>socialAccountId</w:t>
-            </w:r>
-            <w:proofErr w:type="spellEnd"/>
-            <w:r>
-              <w:rPr>
-                <w:sz w:val="20"/>
-                <w:szCs w:val="20"/>
-              </w:rPr>
-              <w:t xml:space="preserve">, content, </w:t>
-            </w:r>
-            <w:proofErr w:type="spellStart"/>
-            <w:r>
-              <w:rPr>
-                <w:sz w:val="20"/>
-                <w:szCs w:val="20"/>
-              </w:rPr>
-              <w:t>mediaUrl</w:t>
-            </w:r>
-            <w:proofErr w:type="spellEnd"/>
-            <w:r>
-              <w:rPr>
-                <w:sz w:val="20"/>
-                <w:szCs w:val="20"/>
-              </w:rPr>
-              <w:t xml:space="preserve">, type, status, </w:t>
-            </w:r>
-            <w:proofErr w:type="spellStart"/>
-            <w:r>
-              <w:rPr>
-                <w:sz w:val="20"/>
-                <w:szCs w:val="20"/>
-              </w:rPr>
-              <w:t>externalPostId</w:t>
-            </w:r>
-            <w:proofErr w:type="spellEnd"/>
-            <w:r>
-              <w:rPr>
-                <w:sz w:val="20"/>
-                <w:szCs w:val="20"/>
-              </w:rPr>
-              <w:t xml:space="preserve">, deleted, </w:t>
-            </w:r>
-            <w:proofErr w:type="spellStart"/>
-            <w:r>
-              <w:rPr>
-                <w:sz w:val="20"/>
-                <w:szCs w:val="20"/>
-              </w:rPr>
-              <w:t>scheduledAt</w:t>
-            </w:r>
-            <w:proofErr w:type="spellEnd"/>
-            <w:r>
-              <w:rPr>
-                <w:sz w:val="20"/>
-                <w:szCs w:val="20"/>
-              </w:rPr>
-              <w:t xml:space="preserve">, </w:t>
-            </w:r>
-            <w:proofErr w:type="spellStart"/>
-            <w:r>
-              <w:rPr>
-                <w:sz w:val="20"/>
-                <w:szCs w:val="20"/>
-              </w:rPr>
-              <w:t>createdAt</w:t>
-            </w:r>
-            <w:proofErr w:type="spellEnd"/>
+              <w:t>id, socialAccountId, content, mediaUrl, type, status, externalPostId, deleted, scheduledAt, createdAt</w:t>
+            </w:r>
           </w:p>
         </w:tc>
         <w:tc>
@@ -8491,12 +7264,6 @@
         </w:tc>
       </w:tr>
       <w:tr>
-        <w:tblPrEx>
-          <w:tblCellMar>
-            <w:top w:w="0" w:type="dxa"/>
-            <w:bottom w:w="0" w:type="dxa"/>
-          </w:tblCellMar>
-        </w:tblPrEx>
         <w:tc>
           <w:tcPr>
             <w:tcW w:w="1650" w:type="pct"/>
@@ -8512,7 +7279,6 @@
             <w:pPr>
               <w:spacing w:before="40" w:after="40"/>
             </w:pPr>
-            <w:proofErr w:type="spellStart"/>
             <w:r>
               <w:rPr>
                 <w:sz w:val="20"/>
@@ -8520,7 +7286,6 @@
               </w:rPr>
               <w:t>ResearchReport</w:t>
             </w:r>
-            <w:proofErr w:type="spellEnd"/>
           </w:p>
         </w:tc>
         <w:tc>
@@ -8543,49 +7308,8 @@
                 <w:sz w:val="20"/>
                 <w:szCs w:val="20"/>
               </w:rPr>
-              <w:t xml:space="preserve">id, </w:t>
-            </w:r>
-            <w:proofErr w:type="spellStart"/>
-            <w:r>
-              <w:rPr>
-                <w:sz w:val="20"/>
-                <w:szCs w:val="20"/>
-              </w:rPr>
-              <w:t>postId</w:t>
-            </w:r>
-            <w:proofErr w:type="spellEnd"/>
-            <w:r>
-              <w:rPr>
-                <w:sz w:val="20"/>
-                <w:szCs w:val="20"/>
-              </w:rPr>
-              <w:t xml:space="preserve">, topic, </w:t>
-            </w:r>
-            <w:proofErr w:type="spellStart"/>
-            <w:r>
-              <w:rPr>
-                <w:sz w:val="20"/>
-                <w:szCs w:val="20"/>
-              </w:rPr>
-              <w:t>generatedReport</w:t>
-            </w:r>
-            <w:proofErr w:type="spellEnd"/>
-            <w:r>
-              <w:rPr>
-                <w:sz w:val="20"/>
-                <w:szCs w:val="20"/>
-              </w:rPr>
-              <w:t xml:space="preserve">, </w:t>
-            </w:r>
-            <w:proofErr w:type="spellStart"/>
-            <w:r>
-              <w:rPr>
-                <w:sz w:val="20"/>
-                <w:szCs w:val="20"/>
-              </w:rPr>
-              <w:t>createdAt</w:t>
-            </w:r>
-            <w:proofErr w:type="spellEnd"/>
+              <w:t>id, postId, topic, generatedReport, createdAt</w:t>
+            </w:r>
           </w:p>
         </w:tc>
         <w:tc>
@@ -8614,27 +7338,20 @@
         </w:tc>
       </w:tr>
       <w:tr>
-        <w:tblPrEx>
-          <w:tblCellMar>
-            <w:top w:w="0" w:type="dxa"/>
-            <w:bottom w:w="0" w:type="dxa"/>
-          </w:tblCellMar>
-        </w:tblPrEx>
-        <w:tc>
-          <w:tcPr>
-            <w:tcW w:w="1650" w:type="pct"/>
-            <w:tcBorders>
-              <w:top w:val="single" w:sz="1" w:space="0" w:color="BFBFBF"/>
-              <w:left w:val="single" w:sz="1" w:space="0" w:color="BFBFBF"/>
-              <w:bottom w:val="single" w:sz="1" w:space="0" w:color="BFBFBF"/>
-              <w:right w:val="single" w:sz="1" w:space="0" w:color="BFBFBF"/>
-            </w:tcBorders>
-          </w:tcPr>
-          <w:p>
-            <w:pPr>
-              <w:spacing w:before="40" w:after="40"/>
-            </w:pPr>
-            <w:proofErr w:type="spellStart"/>
+        <w:tc>
+          <w:tcPr>
+            <w:tcW w:w="1650" w:type="pct"/>
+            <w:tcBorders>
+              <w:top w:val="single" w:sz="1" w:space="0" w:color="BFBFBF"/>
+              <w:left w:val="single" w:sz="1" w:space="0" w:color="BFBFBF"/>
+              <w:bottom w:val="single" w:sz="1" w:space="0" w:color="BFBFBF"/>
+              <w:right w:val="single" w:sz="1" w:space="0" w:color="BFBFBF"/>
+            </w:tcBorders>
+          </w:tcPr>
+          <w:p>
+            <w:pPr>
+              <w:spacing w:before="40" w:after="40"/>
+            </w:pPr>
             <w:r>
               <w:rPr>
                 <w:sz w:val="20"/>
@@ -8642,135 +7359,29 @@
               </w:rPr>
               <w:t>ScheduledTask</w:t>
             </w:r>
-            <w:proofErr w:type="spellEnd"/>
-          </w:p>
-        </w:tc>
-        <w:tc>
-          <w:tcPr>
-            <w:tcW w:w="1650" w:type="pct"/>
-            <w:tcBorders>
-              <w:top w:val="single" w:sz="1" w:space="0" w:color="BFBFBF"/>
-              <w:left w:val="single" w:sz="1" w:space="0" w:color="BFBFBF"/>
-              <w:bottom w:val="single" w:sz="1" w:space="0" w:color="BFBFBF"/>
-              <w:right w:val="single" w:sz="1" w:space="0" w:color="BFBFBF"/>
-            </w:tcBorders>
-          </w:tcPr>
-          <w:p>
-            <w:pPr>
-              <w:spacing w:before="40" w:after="40"/>
-            </w:pPr>
-            <w:r>
-              <w:rPr>
-                <w:sz w:val="20"/>
-                <w:szCs w:val="20"/>
-              </w:rPr>
-              <w:t xml:space="preserve">id, topic, </w:t>
-            </w:r>
-            <w:proofErr w:type="spellStart"/>
-            <w:r>
-              <w:rPr>
-                <w:sz w:val="20"/>
-                <w:szCs w:val="20"/>
-              </w:rPr>
-              <w:t>intervalHours</w:t>
-            </w:r>
-            <w:proofErr w:type="spellEnd"/>
-            <w:r>
-              <w:rPr>
-                <w:sz w:val="20"/>
-                <w:szCs w:val="20"/>
-              </w:rPr>
-              <w:t xml:space="preserve">, </w:t>
-            </w:r>
-            <w:proofErr w:type="spellStart"/>
-            <w:r>
-              <w:rPr>
-                <w:sz w:val="20"/>
-                <w:szCs w:val="20"/>
-              </w:rPr>
-              <w:t>nextExecution</w:t>
-            </w:r>
-            <w:proofErr w:type="spellEnd"/>
-            <w:r>
-              <w:rPr>
-                <w:sz w:val="20"/>
-                <w:szCs w:val="20"/>
-              </w:rPr>
-              <w:t xml:space="preserve">, </w:t>
-            </w:r>
-            <w:proofErr w:type="spellStart"/>
-            <w:r>
-              <w:rPr>
-                <w:sz w:val="20"/>
-                <w:szCs w:val="20"/>
-              </w:rPr>
-              <w:t>isActive</w:t>
-            </w:r>
-            <w:proofErr w:type="spellEnd"/>
-            <w:r>
-              <w:rPr>
-                <w:sz w:val="20"/>
-                <w:szCs w:val="20"/>
-              </w:rPr>
-              <w:t xml:space="preserve">, </w:t>
-            </w:r>
-            <w:proofErr w:type="spellStart"/>
-            <w:r>
-              <w:rPr>
-                <w:sz w:val="20"/>
-                <w:szCs w:val="20"/>
-              </w:rPr>
-              <w:t>publishLinkedIn</w:t>
-            </w:r>
-            <w:proofErr w:type="spellEnd"/>
-            <w:r>
-              <w:rPr>
-                <w:sz w:val="20"/>
-                <w:szCs w:val="20"/>
-              </w:rPr>
-              <w:t xml:space="preserve">, </w:t>
-            </w:r>
-            <w:proofErr w:type="spellStart"/>
-            <w:r>
-              <w:rPr>
-                <w:sz w:val="20"/>
-                <w:szCs w:val="20"/>
-              </w:rPr>
-              <w:t>socialAccountId</w:t>
-            </w:r>
-            <w:proofErr w:type="spellEnd"/>
-            <w:r>
-              <w:rPr>
-                <w:sz w:val="20"/>
-                <w:szCs w:val="20"/>
-              </w:rPr>
-              <w:t xml:space="preserve">, </w:t>
-            </w:r>
-            <w:proofErr w:type="spellStart"/>
-            <w:r>
-              <w:rPr>
-                <w:sz w:val="20"/>
-                <w:szCs w:val="20"/>
-              </w:rPr>
-              <w:t>createdAt</w:t>
-            </w:r>
-            <w:proofErr w:type="spellEnd"/>
-            <w:r>
-              <w:rPr>
-                <w:sz w:val="20"/>
-                <w:szCs w:val="20"/>
-              </w:rPr>
-              <w:t xml:space="preserve">, </w:t>
-            </w:r>
-            <w:proofErr w:type="spellStart"/>
-            <w:r>
-              <w:rPr>
-                <w:sz w:val="20"/>
-                <w:szCs w:val="20"/>
-              </w:rPr>
-              <w:t>updatedAt</w:t>
-            </w:r>
-            <w:proofErr w:type="spellEnd"/>
+          </w:p>
+        </w:tc>
+        <w:tc>
+          <w:tcPr>
+            <w:tcW w:w="1650" w:type="pct"/>
+            <w:tcBorders>
+              <w:top w:val="single" w:sz="1" w:space="0" w:color="BFBFBF"/>
+              <w:left w:val="single" w:sz="1" w:space="0" w:color="BFBFBF"/>
+              <w:bottom w:val="single" w:sz="1" w:space="0" w:color="BFBFBF"/>
+              <w:right w:val="single" w:sz="1" w:space="0" w:color="BFBFBF"/>
+            </w:tcBorders>
+          </w:tcPr>
+          <w:p>
+            <w:pPr>
+              <w:spacing w:before="40" w:after="40"/>
+            </w:pPr>
+            <w:r>
+              <w:rPr>
+                <w:sz w:val="20"/>
+                <w:szCs w:val="20"/>
+              </w:rPr>
+              <w:t>id, topic, intervalHours, nextExecution, isActive, publishLinkedIn, socialAccountId, createdAt, updatedAt</w:t>
+            </w:r>
           </w:p>
         </w:tc>
         <w:tc>
@@ -8798,12 +7409,6 @@
         </w:tc>
       </w:tr>
       <w:tr>
-        <w:tblPrEx>
-          <w:tblCellMar>
-            <w:top w:w="0" w:type="dxa"/>
-            <w:bottom w:w="0" w:type="dxa"/>
-          </w:tblCellMar>
-        </w:tblPrEx>
         <w:tc>
           <w:tcPr>
             <w:tcW w:w="1650" w:type="pct"/>
@@ -8819,7 +7424,6 @@
             <w:pPr>
               <w:spacing w:before="40" w:after="40"/>
             </w:pPr>
-            <w:proofErr w:type="spellStart"/>
             <w:r>
               <w:rPr>
                 <w:sz w:val="20"/>
@@ -8827,7 +7431,6 @@
               </w:rPr>
               <w:t>EmailVerification</w:t>
             </w:r>
-            <w:proofErr w:type="spellEnd"/>
           </w:p>
         </w:tc>
         <w:tc>
@@ -8850,33 +7453,8 @@
                 <w:sz w:val="20"/>
                 <w:szCs w:val="20"/>
               </w:rPr>
-              <w:t xml:space="preserve">id, email, password, code, </w:t>
-            </w:r>
-            <w:proofErr w:type="spellStart"/>
-            <w:r>
-              <w:rPr>
-                <w:sz w:val="20"/>
-                <w:szCs w:val="20"/>
-              </w:rPr>
-              <w:t>expiresAt</w:t>
-            </w:r>
-            <w:proofErr w:type="spellEnd"/>
-            <w:r>
-              <w:rPr>
-                <w:sz w:val="20"/>
-                <w:szCs w:val="20"/>
-              </w:rPr>
-              <w:t xml:space="preserve">, attempts, </w:t>
-            </w:r>
-            <w:proofErr w:type="spellStart"/>
-            <w:r>
-              <w:rPr>
-                <w:sz w:val="20"/>
-                <w:szCs w:val="20"/>
-              </w:rPr>
-              <w:t>createdAt</w:t>
-            </w:r>
-            <w:proofErr w:type="spellEnd"/>
+              <w:t>id, email, password, code, expiresAt, attempts, createdAt</w:t>
+            </w:r>
           </w:p>
         </w:tc>
         <w:tc>
@@ -8934,138 +7512,72 @@
         <w:spacing w:after="60"/>
       </w:pPr>
       <w:r>
-        <w:t xml:space="preserve">User 1 → N </w:t>
-      </w:r>
-      <w:proofErr w:type="spellStart"/>
-      <w:r>
-        <w:t>SocialAccount</w:t>
-      </w:r>
-      <w:proofErr w:type="spellEnd"/>
-      <w:r>
-        <w:t xml:space="preserve"> (a user can connect multiple platform accounts)</w:t>
-      </w:r>
-    </w:p>
-    <w:p>
-      <w:pPr>
-        <w:pStyle w:val="ListParagraph"/>
-        <w:numPr>
-          <w:ilvl w:val="0"/>
-          <w:numId w:val="1"/>
-        </w:numPr>
-        <w:spacing w:after="60"/>
-      </w:pPr>
-      <w:r>
-        <w:t xml:space="preserve">Platform 1 → N </w:t>
-      </w:r>
-      <w:proofErr w:type="spellStart"/>
-      <w:r>
-        <w:t>SocialAccount</w:t>
-      </w:r>
-      <w:proofErr w:type="spellEnd"/>
-      <w:r>
-        <w:t xml:space="preserve"> (a platform can have many linked accounts)</w:t>
-      </w:r>
-    </w:p>
-    <w:p>
-      <w:pPr>
-        <w:pStyle w:val="ListParagraph"/>
-        <w:numPr>
-          <w:ilvl w:val="0"/>
-          <w:numId w:val="1"/>
-        </w:numPr>
-        <w:spacing w:after="60"/>
-      </w:pPr>
-      <w:proofErr w:type="spellStart"/>
-      <w:r>
-        <w:t>SocialAccount</w:t>
-      </w:r>
-      <w:proofErr w:type="spellEnd"/>
-      <w:r>
-        <w:t xml:space="preserve"> 1 → N Post (each post belongs to one social account)</w:t>
-      </w:r>
-    </w:p>
-    <w:p>
-      <w:pPr>
-        <w:pStyle w:val="ListParagraph"/>
-        <w:numPr>
-          <w:ilvl w:val="0"/>
-          <w:numId w:val="1"/>
-        </w:numPr>
-        <w:spacing w:after="60"/>
-      </w:pPr>
-      <w:proofErr w:type="spellStart"/>
-      <w:r>
-        <w:t>SocialAccount</w:t>
-      </w:r>
-      <w:proofErr w:type="spellEnd"/>
-      <w:r>
-        <w:t xml:space="preserve"> 1 → N </w:t>
-      </w:r>
-      <w:proofErr w:type="spellStart"/>
-      <w:r>
-        <w:t>ScheduledTask</w:t>
-      </w:r>
-      <w:proofErr w:type="spellEnd"/>
-      <w:r>
-        <w:t xml:space="preserve"> (scheduled tasks are tied to a social account)</w:t>
-      </w:r>
-    </w:p>
-    <w:p>
-      <w:pPr>
-        <w:pStyle w:val="ListParagraph"/>
-        <w:numPr>
-          <w:ilvl w:val="0"/>
-          <w:numId w:val="1"/>
-        </w:numPr>
-        <w:spacing w:after="60"/>
-      </w:pPr>
-      <w:r>
-        <w:t xml:space="preserve">Post 1 → N </w:t>
-      </w:r>
-      <w:proofErr w:type="spellStart"/>
-      <w:r>
-        <w:t>ResearchReport</w:t>
-      </w:r>
-      <w:proofErr w:type="spellEnd"/>
-      <w:r>
-        <w:t xml:space="preserve"> (each post can have associated research data)</w:t>
-      </w:r>
-    </w:p>
-    <w:p>
-      <w:pPr>
-        <w:pStyle w:val="ListParagraph"/>
-        <w:numPr>
-          <w:ilvl w:val="0"/>
-          <w:numId w:val="1"/>
-        </w:numPr>
-        <w:spacing w:after="60"/>
-      </w:pPr>
-      <w:r>
-        <w:t>Unique constraint: (</w:t>
-      </w:r>
-      <w:proofErr w:type="spellStart"/>
-      <w:r>
-        <w:t>userId</w:t>
-      </w:r>
-      <w:proofErr w:type="spellEnd"/>
-      <w:r>
-        <w:t xml:space="preserve">, </w:t>
-      </w:r>
-      <w:proofErr w:type="spellStart"/>
-      <w:r>
-        <w:t>platformId</w:t>
-      </w:r>
-      <w:proofErr w:type="spellEnd"/>
-      <w:r>
-        <w:t xml:space="preserve">) on </w:t>
-      </w:r>
-      <w:proofErr w:type="spellStart"/>
-      <w:r>
-        <w:t>SocialAccount</w:t>
-      </w:r>
-      <w:proofErr w:type="spellEnd"/>
-      <w:r>
-        <w:t xml:space="preserve"> — one account per platform per user</w:t>
+        <w:t>User 1 → N SocialAccount (a user can connect multiple platform accounts)</w:t>
+      </w:r>
+    </w:p>
+    <w:p>
+      <w:pPr>
+        <w:pStyle w:val="ListParagraph"/>
+        <w:numPr>
+          <w:ilvl w:val="0"/>
+          <w:numId w:val="1"/>
+        </w:numPr>
+        <w:spacing w:after="60"/>
+      </w:pPr>
+      <w:r>
+        <w:t>Platform 1 → N SocialAccount (a platform can have many linked accounts)</w:t>
+      </w:r>
+    </w:p>
+    <w:p>
+      <w:pPr>
+        <w:pStyle w:val="ListParagraph"/>
+        <w:numPr>
+          <w:ilvl w:val="0"/>
+          <w:numId w:val="1"/>
+        </w:numPr>
+        <w:spacing w:after="60"/>
+      </w:pPr>
+      <w:r>
+        <w:t>SocialAccount 1 → N Post (each post belongs to one social account)</w:t>
+      </w:r>
+    </w:p>
+    <w:p>
+      <w:pPr>
+        <w:pStyle w:val="ListParagraph"/>
+        <w:numPr>
+          <w:ilvl w:val="0"/>
+          <w:numId w:val="1"/>
+        </w:numPr>
+        <w:spacing w:after="60"/>
+      </w:pPr>
+      <w:r>
+        <w:t>SocialAccount 1 → N ScheduledTask (scheduled tasks are tied to a social account)</w:t>
+      </w:r>
+    </w:p>
+    <w:p>
+      <w:pPr>
+        <w:pStyle w:val="ListParagraph"/>
+        <w:numPr>
+          <w:ilvl w:val="0"/>
+          <w:numId w:val="1"/>
+        </w:numPr>
+        <w:spacing w:after="60"/>
+      </w:pPr>
+      <w:r>
+        <w:t>Post 1 → N ResearchReport (each post can have associated research data)</w:t>
+      </w:r>
+    </w:p>
+    <w:p>
+      <w:pPr>
+        <w:pStyle w:val="ListParagraph"/>
+        <w:numPr>
+          <w:ilvl w:val="0"/>
+          <w:numId w:val="1"/>
+        </w:numPr>
+        <w:spacing w:after="60"/>
+      </w:pPr>
+      <w:r>
+        <w:t>Unique constraint: (userId, platformId) on SocialAccount — one account per platform per user</w:t>
       </w:r>
     </w:p>
     <w:p>
@@ -9075,39 +7587,7 @@
     </w:p>
     <w:p>
       <w:r>
-        <w:t xml:space="preserve">Performance indexes are defined on: </w:t>
-      </w:r>
-      <w:proofErr w:type="spellStart"/>
-      <w:r>
-        <w:t>Post.status</w:t>
-      </w:r>
-      <w:proofErr w:type="spellEnd"/>
-      <w:r>
-        <w:t xml:space="preserve">, </w:t>
-      </w:r>
-      <w:proofErr w:type="spellStart"/>
-      <w:r>
-        <w:t>Post.scheduledAt</w:t>
-      </w:r>
-      <w:proofErr w:type="spellEnd"/>
-      <w:r>
-        <w:t xml:space="preserve">, </w:t>
-      </w:r>
-      <w:proofErr w:type="spellStart"/>
-      <w:r>
-        <w:t>ScheduledTask.nextExecution</w:t>
-      </w:r>
-      <w:proofErr w:type="spellEnd"/>
-      <w:r>
-        <w:t xml:space="preserve">, and </w:t>
-      </w:r>
-      <w:proofErr w:type="spellStart"/>
-      <w:r>
-        <w:t>ScheduledTask.isActive</w:t>
-      </w:r>
-      <w:proofErr w:type="spellEnd"/>
-      <w:r>
-        <w:t>.</w:t>
+        <w:t>Performance indexes are defined on: Post.status, Post.scheduledAt, ScheduledTask.nextExecution, and ScheduledTask.isActive.</w:t>
       </w:r>
     </w:p>
     <w:p>
@@ -9162,12 +7642,6 @@
         <w:gridCol w:w="2817"/>
       </w:tblGrid>
       <w:tr>
-        <w:tblPrEx>
-          <w:tblCellMar>
-            <w:top w:w="0" w:type="dxa"/>
-            <w:bottom w:w="0" w:type="dxa"/>
-          </w:tblCellMar>
-        </w:tblPrEx>
         <w:trPr>
           <w:tblHeader/>
         </w:trPr>
@@ -9254,12 +7728,6 @@
         </w:tc>
       </w:tr>
       <w:tr>
-        <w:tblPrEx>
-          <w:tblCellMar>
-            <w:top w:w="0" w:type="dxa"/>
-            <w:bottom w:w="0" w:type="dxa"/>
-          </w:tblCellMar>
-        </w:tblPrEx>
         <w:tc>
           <w:tcPr>
             <w:tcW w:w="1650" w:type="pct"/>
@@ -9304,17 +7772,8 @@
                 <w:sz w:val="20"/>
                 <w:szCs w:val="20"/>
               </w:rPr>
-              <w:t>/</w:t>
-            </w:r>
-            <w:proofErr w:type="gramStart"/>
-            <w:r>
-              <w:rPr>
-                <w:sz w:val="20"/>
-                <w:szCs w:val="20"/>
-              </w:rPr>
-              <w:t>login</w:t>
-            </w:r>
-            <w:proofErr w:type="gramEnd"/>
+              <w:t>/login</w:t>
+            </w:r>
           </w:p>
         </w:tc>
         <w:tc>
@@ -9343,12 +7802,6 @@
         </w:tc>
       </w:tr>
       <w:tr>
-        <w:tblPrEx>
-          <w:tblCellMar>
-            <w:top w:w="0" w:type="dxa"/>
-            <w:bottom w:w="0" w:type="dxa"/>
-          </w:tblCellMar>
-        </w:tblPrEx>
         <w:tc>
           <w:tcPr>
             <w:tcW w:w="1650" w:type="pct"/>
@@ -9391,17 +7844,8 @@
                 <w:sz w:val="20"/>
                 <w:szCs w:val="20"/>
               </w:rPr>
-              <w:t>/</w:t>
-            </w:r>
-            <w:proofErr w:type="gramStart"/>
-            <w:r>
-              <w:rPr>
-                <w:sz w:val="20"/>
-                <w:szCs w:val="20"/>
-              </w:rPr>
-              <w:t>signup</w:t>
-            </w:r>
-            <w:proofErr w:type="gramEnd"/>
+              <w:t>/signup</w:t>
+            </w:r>
           </w:p>
         </w:tc>
         <w:tc>
@@ -9429,12 +7873,6 @@
         </w:tc>
       </w:tr>
       <w:tr>
-        <w:tblPrEx>
-          <w:tblCellMar>
-            <w:top w:w="0" w:type="dxa"/>
-            <w:bottom w:w="0" w:type="dxa"/>
-          </w:tblCellMar>
-        </w:tblPrEx>
         <w:tc>
           <w:tcPr>
             <w:tcW w:w="1650" w:type="pct"/>
@@ -9450,7 +7888,6 @@
             <w:pPr>
               <w:spacing w:before="40" w:after="40"/>
             </w:pPr>
-            <w:proofErr w:type="spellStart"/>
             <w:r>
               <w:rPr>
                 <w:sz w:val="20"/>
@@ -9459,7 +7896,6 @@
               <w:lastRenderedPageBreak/>
               <w:t>EmailVerify</w:t>
             </w:r>
-            <w:proofErr w:type="spellEnd"/>
           </w:p>
         </w:tc>
         <w:tc>
@@ -9482,23 +7918,7 @@
                 <w:sz w:val="20"/>
                 <w:szCs w:val="20"/>
               </w:rPr>
-              <w:t>/</w:t>
-            </w:r>
-            <w:proofErr w:type="gramStart"/>
-            <w:r>
-              <w:rPr>
-                <w:sz w:val="20"/>
-                <w:szCs w:val="20"/>
-              </w:rPr>
-              <w:t>verify</w:t>
-            </w:r>
-            <w:proofErr w:type="gramEnd"/>
-            <w:r>
-              <w:rPr>
-                <w:sz w:val="20"/>
-                <w:szCs w:val="20"/>
-              </w:rPr>
-              <w:t>-email</w:t>
+              <w:t>/verify-email</w:t>
             </w:r>
           </w:p>
         </w:tc>
@@ -9528,12 +7948,6 @@
         </w:tc>
       </w:tr>
       <w:tr>
-        <w:tblPrEx>
-          <w:tblCellMar>
-            <w:top w:w="0" w:type="dxa"/>
-            <w:bottom w:w="0" w:type="dxa"/>
-          </w:tblCellMar>
-        </w:tblPrEx>
         <w:tc>
           <w:tcPr>
             <w:tcW w:w="1650" w:type="pct"/>
@@ -9605,12 +8019,6 @@
         </w:tc>
       </w:tr>
       <w:tr>
-        <w:tblPrEx>
-          <w:tblCellMar>
-            <w:top w:w="0" w:type="dxa"/>
-            <w:bottom w:w="0" w:type="dxa"/>
-          </w:tblCellMar>
-        </w:tblPrEx>
         <w:tc>
           <w:tcPr>
             <w:tcW w:w="1650" w:type="pct"/>
@@ -9655,17 +8063,8 @@
                 <w:sz w:val="20"/>
                 <w:szCs w:val="20"/>
               </w:rPr>
-              <w:t>/</w:t>
-            </w:r>
-            <w:proofErr w:type="gramStart"/>
-            <w:r>
-              <w:rPr>
-                <w:sz w:val="20"/>
-                <w:szCs w:val="20"/>
-              </w:rPr>
-              <w:t>generate</w:t>
-            </w:r>
-            <w:proofErr w:type="gramEnd"/>
+              <w:t>/generate</w:t>
+            </w:r>
           </w:p>
         </w:tc>
         <w:tc>
@@ -9694,12 +8093,6 @@
         </w:tc>
       </w:tr>
       <w:tr>
-        <w:tblPrEx>
-          <w:tblCellMar>
-            <w:top w:w="0" w:type="dxa"/>
-            <w:bottom w:w="0" w:type="dxa"/>
-          </w:tblCellMar>
-        </w:tblPrEx>
         <w:tc>
           <w:tcPr>
             <w:tcW w:w="1650" w:type="pct"/>
@@ -9742,17 +8135,8 @@
                 <w:sz w:val="20"/>
                 <w:szCs w:val="20"/>
               </w:rPr>
-              <w:t>/</w:t>
-            </w:r>
-            <w:proofErr w:type="gramStart"/>
-            <w:r>
-              <w:rPr>
-                <w:sz w:val="20"/>
-                <w:szCs w:val="20"/>
-              </w:rPr>
-              <w:t>schedule</w:t>
-            </w:r>
-            <w:proofErr w:type="gramEnd"/>
+              <w:t>/schedule</w:t>
+            </w:r>
           </w:p>
         </w:tc>
         <w:tc>
@@ -9780,12 +8164,6 @@
         </w:tc>
       </w:tr>
       <w:tr>
-        <w:tblPrEx>
-          <w:tblCellMar>
-            <w:top w:w="0" w:type="dxa"/>
-            <w:bottom w:w="0" w:type="dxa"/>
-          </w:tblCellMar>
-        </w:tblPrEx>
         <w:tc>
           <w:tcPr>
             <w:tcW w:w="1650" w:type="pct"/>
@@ -9830,19 +8208,8 @@
                 <w:sz w:val="20"/>
                 <w:szCs w:val="20"/>
               </w:rPr>
-              <w:t>/</w:t>
-            </w:r>
-            <w:proofErr w:type="spellStart"/>
-            <w:proofErr w:type="gramStart"/>
-            <w:r>
-              <w:rPr>
-                <w:sz w:val="20"/>
-                <w:szCs w:val="20"/>
-              </w:rPr>
-              <w:t>linkedin</w:t>
-            </w:r>
-            <w:proofErr w:type="spellEnd"/>
-            <w:proofErr w:type="gramEnd"/>
+              <w:t>/linkedin</w:t>
+            </w:r>
           </w:p>
         </w:tc>
         <w:tc>
@@ -9871,12 +8238,6 @@
         </w:tc>
       </w:tr>
       <w:tr>
-        <w:tblPrEx>
-          <w:tblCellMar>
-            <w:top w:w="0" w:type="dxa"/>
-            <w:bottom w:w="0" w:type="dxa"/>
-          </w:tblCellMar>
-        </w:tblPrEx>
         <w:tc>
           <w:tcPr>
             <w:tcW w:w="1650" w:type="pct"/>
@@ -9981,34 +8342,10 @@
           <w:b/>
           <w:bCs/>
         </w:rPr>
-        <w:t>Auth Guard (</w:t>
-      </w:r>
-      <w:proofErr w:type="spellStart"/>
-      <w:r>
-        <w:rPr>
-          <w:b/>
-          <w:bCs/>
-        </w:rPr>
-        <w:t>RequireAuth</w:t>
-      </w:r>
-      <w:proofErr w:type="spellEnd"/>
-      <w:r>
-        <w:rPr>
-          <w:b/>
-          <w:bCs/>
-        </w:rPr>
-        <w:t xml:space="preserve">): </w:t>
-      </w:r>
-      <w:r>
-        <w:t xml:space="preserve">A wrapper component that checks for a JWT token in </w:t>
-      </w:r>
-      <w:proofErr w:type="spellStart"/>
-      <w:r>
-        <w:t>localStorage</w:t>
-      </w:r>
-      <w:proofErr w:type="spellEnd"/>
-      <w:r>
-        <w:t>. Unauthenticated users are redirected to /login.</w:t>
+        <w:t xml:space="preserve">Auth Guard (RequireAuth): </w:t>
+      </w:r>
+      <w:r>
+        <w:t>A wrapper component that checks for a JWT token in localStorage. Unauthenticated users are redirected to /login.</w:t>
       </w:r>
     </w:p>
     <w:p>
@@ -10028,31 +8365,7 @@
         <w:t xml:space="preserve">Theme System: </w:t>
       </w:r>
       <w:r>
-        <w:t xml:space="preserve">A </w:t>
-      </w:r>
-      <w:proofErr w:type="spellStart"/>
-      <w:r>
-        <w:t>ThemeContext</w:t>
-      </w:r>
-      <w:proofErr w:type="spellEnd"/>
-      <w:r>
-        <w:t xml:space="preserve"> provides dark/light mode toggling. The theme is persisted in </w:t>
-      </w:r>
-      <w:proofErr w:type="spellStart"/>
-      <w:r>
-        <w:t>localStorage</w:t>
-      </w:r>
-      <w:proofErr w:type="spellEnd"/>
-      <w:r>
-        <w:t xml:space="preserve"> and applied via a data-theme attribute on &lt;html&gt;, with CSS custom properties adapting </w:t>
-      </w:r>
-      <w:proofErr w:type="spellStart"/>
-      <w:r>
-        <w:t>colors</w:t>
-      </w:r>
-      <w:proofErr w:type="spellEnd"/>
-      <w:r>
-        <w:t>.</w:t>
+        <w:t>A ThemeContext provides dark/light mode toggling. The theme is persisted in localStorage and applied via a data-theme attribute on &lt;html&gt;, with CSS custom properties adapting colors.</w:t>
       </w:r>
     </w:p>
     <w:p>
@@ -10072,23 +8385,7 @@
         <w:t xml:space="preserve">Layout Pattern: </w:t>
       </w:r>
       <w:r>
-        <w:t xml:space="preserve">Auth pages (Login, Signup, </w:t>
-      </w:r>
-      <w:proofErr w:type="spellStart"/>
-      <w:r>
-        <w:t>EmailVerify</w:t>
-      </w:r>
-      <w:proofErr w:type="spellEnd"/>
-      <w:r>
-        <w:t xml:space="preserve">) render without the Navbar. All other pages are wrapped in an </w:t>
-      </w:r>
-      <w:proofErr w:type="spellStart"/>
-      <w:r>
-        <w:t>AppLayout</w:t>
-      </w:r>
-      <w:proofErr w:type="spellEnd"/>
-      <w:r>
-        <w:t xml:space="preserve"> component that includes the Navbar.</w:t>
+        <w:t>Auth pages (Login, Signup, EmailVerify) render without the Navbar. All other pages are wrapped in an AppLayout component that includes the Navbar.</w:t>
       </w:r>
     </w:p>
     <w:p>
@@ -10128,23 +8425,7 @@
     </w:p>
     <w:p>
       <w:r>
-        <w:t xml:space="preserve">The backend delegates scraping and image generation to Python scripts invoked as child processes via Node.js's </w:t>
-      </w:r>
-      <w:proofErr w:type="gramStart"/>
-      <w:r>
-        <w:t>spawn(</w:t>
-      </w:r>
-      <w:proofErr w:type="gramEnd"/>
-      <w:r>
-        <w:t xml:space="preserve">). Each script outputs a JSON result to </w:t>
-      </w:r>
-      <w:proofErr w:type="spellStart"/>
-      <w:r>
-        <w:t>stdout</w:t>
-      </w:r>
-      <w:proofErr w:type="spellEnd"/>
-      <w:r>
-        <w:t>.</w:t>
+        <w:t>The backend delegates scraping and image generation to Python scripts invoked as child processes via Node.js's spawn(). Each script outputs a JSON result to stdout.</w:t>
       </w:r>
     </w:p>
     <w:p>
@@ -10175,12 +8456,6 @@
         <w:gridCol w:w="2817"/>
       </w:tblGrid>
       <w:tr>
-        <w:tblPrEx>
-          <w:tblCellMar>
-            <w:top w:w="0" w:type="dxa"/>
-            <w:bottom w:w="0" w:type="dxa"/>
-          </w:tblCellMar>
-        </w:tblPrEx>
         <w:trPr>
           <w:tblHeader/>
         </w:trPr>
@@ -10267,12 +8542,6 @@
         </w:tc>
       </w:tr>
       <w:tr>
-        <w:tblPrEx>
-          <w:tblCellMar>
-            <w:top w:w="0" w:type="dxa"/>
-            <w:bottom w:w="0" w:type="dxa"/>
-          </w:tblCellMar>
-        </w:tblPrEx>
         <w:tc>
           <w:tcPr>
             <w:tcW w:w="1650" w:type="pct"/>
@@ -10347,12 +8616,6 @@
         </w:tc>
       </w:tr>
       <w:tr>
-        <w:tblPrEx>
-          <w:tblCellMar>
-            <w:top w:w="0" w:type="dxa"/>
-            <w:bottom w:w="0" w:type="dxa"/>
-          </w:tblCellMar>
-        </w:tblPrEx>
         <w:tc>
           <w:tcPr>
             <w:tcW w:w="1650" w:type="pct"/>
@@ -10424,12 +8687,6 @@
         </w:tc>
       </w:tr>
       <w:tr>
-        <w:tblPrEx>
-          <w:tblCellMar>
-            <w:top w:w="0" w:type="dxa"/>
-            <w:bottom w:w="0" w:type="dxa"/>
-          </w:tblCellMar>
-        </w:tblPrEx>
         <w:tc>
           <w:tcPr>
             <w:tcW w:w="1650" w:type="pct"/>
@@ -10512,12 +8769,6 @@
         </w:tc>
       </w:tr>
       <w:tr>
-        <w:tblPrEx>
-          <w:tblCellMar>
-            <w:top w:w="0" w:type="dxa"/>
-            <w:bottom w:w="0" w:type="dxa"/>
-          </w:tblCellMar>
-        </w:tblPrEx>
         <w:tc>
           <w:tcPr>
             <w:tcW w:w="1650" w:type="pct"/>
@@ -10584,50 +8835,12 @@
                 <w:sz w:val="20"/>
                 <w:szCs w:val="20"/>
               </w:rPr>
-              <w:t xml:space="preserve">Connects to Telegram channels (e.g., </w:t>
-            </w:r>
-            <w:proofErr w:type="spellStart"/>
-            <w:r>
-              <w:rPr>
-                <w:sz w:val="20"/>
-                <w:szCs w:val="20"/>
-              </w:rPr>
-              <w:t>openai</w:t>
-            </w:r>
-            <w:proofErr w:type="spellEnd"/>
-            <w:r>
-              <w:rPr>
-                <w:sz w:val="20"/>
-                <w:szCs w:val="20"/>
-              </w:rPr>
-              <w:t xml:space="preserve">, </w:t>
-            </w:r>
-            <w:proofErr w:type="spellStart"/>
-            <w:r>
-              <w:rPr>
-                <w:sz w:val="20"/>
-                <w:szCs w:val="20"/>
-              </w:rPr>
-              <w:t>ai_daily</w:t>
-            </w:r>
-            <w:proofErr w:type="spellEnd"/>
-            <w:r>
-              <w:rPr>
-                <w:sz w:val="20"/>
-                <w:szCs w:val="20"/>
-              </w:rPr>
-              <w:t>) and fetches recent messages asynchronously.</w:t>
+              <w:t>Connects to Telegram channels (e.g., openai, ai_daily) and fetches recent messages asynchronously.</w:t>
             </w:r>
           </w:p>
         </w:tc>
       </w:tr>
       <w:tr>
-        <w:tblPrEx>
-          <w:tblCellMar>
-            <w:top w:w="0" w:type="dxa"/>
-            <w:bottom w:w="0" w:type="dxa"/>
-          </w:tblCellMar>
-        </w:tblPrEx>
         <w:tc>
           <w:tcPr>
             <w:tcW w:w="1650" w:type="pct"/>
@@ -10719,15 +8932,7 @@
     </w:p>
     <w:p>
       <w:r>
-        <w:t xml:space="preserve">Scheduled posts use </w:t>
-      </w:r>
-      <w:proofErr w:type="spellStart"/>
-      <w:r>
-        <w:t>BullMQ</w:t>
-      </w:r>
-      <w:proofErr w:type="spellEnd"/>
-      <w:r>
-        <w:t xml:space="preserve"> with Redis as the message broker:</w:t>
+        <w:t>Scheduled posts use BullMQ with Redis as the message broker:</w:t>
       </w:r>
     </w:p>
     <w:p>
@@ -10772,20 +8977,7 @@
         <w:t xml:space="preserve">Worker: </w:t>
       </w:r>
       <w:r>
-        <w:t>Started when the Express server boots (</w:t>
-      </w:r>
-      <w:proofErr w:type="spellStart"/>
-      <w:proofErr w:type="gramStart"/>
-      <w:r>
-        <w:t>startWorker</w:t>
-      </w:r>
-      <w:proofErr w:type="spellEnd"/>
-      <w:r>
-        <w:t>(</w:t>
-      </w:r>
-      <w:proofErr w:type="gramEnd"/>
-      <w:r>
-        <w:t>) in server.js). Processes one job at a time.</w:t>
+        <w:t>Started when the Express server boots (startWorker() in server.js). Processes one job at a time.</w:t>
       </w:r>
     </w:p>
     <w:p>
@@ -10815,15 +9007,7 @@
         <w:spacing w:after="60"/>
       </w:pPr>
       <w:r>
-        <w:t xml:space="preserve">1. User creates a schedule → controller adds a delayed job to </w:t>
-      </w:r>
-      <w:proofErr w:type="spellStart"/>
-      <w:r>
-        <w:t>BullMQ</w:t>
-      </w:r>
-      <w:proofErr w:type="spellEnd"/>
-      <w:r>
-        <w:t xml:space="preserve"> with the appropriate delay until the first run.</w:t>
+        <w:t>1. User creates a schedule → controller adds a delayed job to BullMQ with the appropriate delay until the first run.</w:t>
       </w:r>
     </w:p>
     <w:p>
@@ -10836,15 +9020,7 @@
         <w:spacing w:after="60"/>
       </w:pPr>
       <w:r>
-        <w:t xml:space="preserve">2. When the delay expires, the worker picks up the job and executes the full pipeline: scrape YouTube → send to LLM webhook → optionally generate image → save Post and </w:t>
-      </w:r>
-      <w:proofErr w:type="spellStart"/>
-      <w:r>
-        <w:t>ResearchReport</w:t>
-      </w:r>
-      <w:proofErr w:type="spellEnd"/>
-      <w:r>
-        <w:t xml:space="preserve"> to DB.</w:t>
+        <w:t>2. When the delay expires, the worker picks up the job and executes the full pipeline: scrape YouTube → send to LLM webhook → optionally generate image → save Post and ResearchReport to DB.</w:t>
       </w:r>
     </w:p>
     <w:p>
@@ -10857,20 +9033,7 @@
         <w:spacing w:after="60"/>
       </w:pPr>
       <w:r>
-        <w:t xml:space="preserve">3. If auto-publish is enabled, the worker calls </w:t>
-      </w:r>
-      <w:proofErr w:type="spellStart"/>
-      <w:proofErr w:type="gramStart"/>
-      <w:r>
-        <w:t>publishToLinkedInInternal</w:t>
-      </w:r>
-      <w:proofErr w:type="spellEnd"/>
-      <w:r>
-        <w:t>(</w:t>
-      </w:r>
-      <w:proofErr w:type="gramEnd"/>
-      <w:r>
-        <w:t>) to post directly to LinkedIn.</w:t>
+        <w:t>3. If auto-publish is enabled, the worker calls publishToLinkedInInternal() to post directly to LinkedIn.</w:t>
       </w:r>
     </w:p>
     <w:p>
@@ -10883,15 +9046,7 @@
         <w:spacing w:after="60"/>
       </w:pPr>
       <w:r>
-        <w:t xml:space="preserve">4. The worker updates </w:t>
-      </w:r>
-      <w:proofErr w:type="spellStart"/>
-      <w:r>
-        <w:t>ScheduledTask.nextExecution</w:t>
-      </w:r>
-      <w:proofErr w:type="spellEnd"/>
-      <w:r>
-        <w:t xml:space="preserve"> and re-queues itself with a new delay for the next cycle.</w:t>
+        <w:t>4. The worker updates ScheduledTask.nextExecution and re-queues itself with a new delay for the next cycle.</w:t>
       </w:r>
     </w:p>
     <w:p>
@@ -10924,15 +9079,7 @@
         <w:t xml:space="preserve">Failure Handling: </w:t>
       </w:r>
       <w:r>
-        <w:t>If a job fails, the scheduled task is deactivated (</w:t>
-      </w:r>
-      <w:proofErr w:type="spellStart"/>
-      <w:r>
-        <w:t>isActive</w:t>
-      </w:r>
-      <w:proofErr w:type="spellEnd"/>
-      <w:r>
-        <w:t xml:space="preserve"> = false) and an error notification email is sent to the user.</w:t>
+        <w:t>If a job fails, the scheduled task is deactivated (isActive = false) and an error notification email is sent to the user.</w:t>
       </w:r>
     </w:p>
     <w:p>
@@ -10972,12 +9119,6 @@
         <w:gridCol w:w="4225"/>
       </w:tblGrid>
       <w:tr>
-        <w:tblPrEx>
-          <w:tblCellMar>
-            <w:top w:w="0" w:type="dxa"/>
-            <w:bottom w:w="0" w:type="dxa"/>
-          </w:tblCellMar>
-        </w:tblPrEx>
         <w:trPr>
           <w:tblHeader/>
         </w:trPr>
@@ -11037,12 +9178,6 @@
         </w:tc>
       </w:tr>
       <w:tr>
-        <w:tblPrEx>
-          <w:tblCellMar>
-            <w:top w:w="0" w:type="dxa"/>
-            <w:bottom w:w="0" w:type="dxa"/>
-          </w:tblCellMar>
-        </w:tblPrEx>
         <w:tc>
           <w:tcPr>
             <w:tcW w:w="2500" w:type="pct"/>
@@ -11082,32 +9217,17 @@
             <w:pPr>
               <w:spacing w:before="40" w:after="40"/>
             </w:pPr>
-            <w:proofErr w:type="spellStart"/>
-            <w:r>
-              <w:rPr>
-                <w:sz w:val="20"/>
-                <w:szCs w:val="20"/>
-              </w:rPr>
-              <w:t>bcrypt</w:t>
-            </w:r>
-            <w:proofErr w:type="spellEnd"/>
-            <w:r>
-              <w:rPr>
-                <w:sz w:val="20"/>
-                <w:szCs w:val="20"/>
-              </w:rPr>
-              <w:t xml:space="preserve"> with 10 salt rounds</w:t>
+            <w:r>
+              <w:rPr>
+                <w:sz w:val="20"/>
+                <w:szCs w:val="20"/>
+              </w:rPr>
+              <w:t>bcrypt with 10 salt rounds</w:t>
             </w:r>
           </w:p>
         </w:tc>
       </w:tr>
       <w:tr>
-        <w:tblPrEx>
-          <w:tblCellMar>
-            <w:top w:w="0" w:type="dxa"/>
-            <w:bottom w:w="0" w:type="dxa"/>
-          </w:tblCellMar>
-        </w:tblPrEx>
         <w:tc>
           <w:tcPr>
             <w:tcW w:w="2500" w:type="pct"/>
@@ -11156,12 +9276,6 @@
         </w:tc>
       </w:tr>
       <w:tr>
-        <w:tblPrEx>
-          <w:tblCellMar>
-            <w:top w:w="0" w:type="dxa"/>
-            <w:bottom w:w="0" w:type="dxa"/>
-          </w:tblCellMar>
-        </w:tblPrEx>
         <w:tc>
           <w:tcPr>
             <w:tcW w:w="2500" w:type="pct"/>
@@ -11212,12 +9326,6 @@
         </w:tc>
       </w:tr>
       <w:tr>
-        <w:tblPrEx>
-          <w:tblCellMar>
-            <w:top w:w="0" w:type="dxa"/>
-            <w:bottom w:w="0" w:type="dxa"/>
-          </w:tblCellMar>
-        </w:tblPrEx>
         <w:tc>
           <w:tcPr>
             <w:tcW w:w="2500" w:type="pct"/>
@@ -11267,12 +9375,6 @@
         </w:tc>
       </w:tr>
       <w:tr>
-        <w:tblPrEx>
-          <w:tblCellMar>
-            <w:top w:w="0" w:type="dxa"/>
-            <w:bottom w:w="0" w:type="dxa"/>
-          </w:tblCellMar>
-        </w:tblPrEx>
         <w:tc>
           <w:tcPr>
             <w:tcW w:w="2500" w:type="pct"/>
@@ -11323,12 +9425,6 @@
         </w:tc>
       </w:tr>
       <w:tr>
-        <w:tblPrEx>
-          <w:tblCellMar>
-            <w:top w:w="0" w:type="dxa"/>
-            <w:bottom w:w="0" w:type="dxa"/>
-          </w:tblCellMar>
-        </w:tblPrEx>
         <w:tc>
           <w:tcPr>
             <w:tcW w:w="2500" w:type="pct"/>
@@ -11377,12 +9473,6 @@
         </w:tc>
       </w:tr>
       <w:tr>
-        <w:tblPrEx>
-          <w:tblCellMar>
-            <w:top w:w="0" w:type="dxa"/>
-            <w:bottom w:w="0" w:type="dxa"/>
-          </w:tblCellMar>
-        </w:tblPrEx>
         <w:tc>
           <w:tcPr>
             <w:tcW w:w="2500" w:type="pct"/>
@@ -11433,12 +9523,6 @@
         </w:tc>
       </w:tr>
       <w:tr>
-        <w:tblPrEx>
-          <w:tblCellMar>
-            <w:top w:w="0" w:type="dxa"/>
-            <w:bottom w:w="0" w:type="dxa"/>
-          </w:tblCellMar>
-        </w:tblPrEx>
         <w:tc>
           <w:tcPr>
             <w:tcW w:w="2500" w:type="pct"/>
@@ -11481,34 +9565,12 @@
                 <w:sz w:val="20"/>
                 <w:szCs w:val="20"/>
               </w:rPr>
-              <w:t xml:space="preserve">Enabled via the </w:t>
-            </w:r>
-            <w:proofErr w:type="spellStart"/>
-            <w:r>
-              <w:rPr>
-                <w:sz w:val="20"/>
-                <w:szCs w:val="20"/>
-              </w:rPr>
-              <w:t>cors</w:t>
-            </w:r>
-            <w:proofErr w:type="spellEnd"/>
-            <w:r>
-              <w:rPr>
-                <w:sz w:val="20"/>
-                <w:szCs w:val="20"/>
-              </w:rPr>
-              <w:t xml:space="preserve"> middleware (should be restricted in production)</w:t>
+              <w:t>Enabled via the cors middleware (should be restricted in production)</w:t>
             </w:r>
           </w:p>
         </w:tc>
       </w:tr>
       <w:tr>
-        <w:tblPrEx>
-          <w:tblCellMar>
-            <w:top w:w="0" w:type="dxa"/>
-            <w:bottom w:w="0" w:type="dxa"/>
-          </w:tblCellMar>
-        </w:tblPrEx>
         <w:tc>
           <w:tcPr>
             <w:tcW w:w="2500" w:type="pct"/>
@@ -11559,12 +9621,6 @@
         </w:tc>
       </w:tr>
       <w:tr>
-        <w:tblPrEx>
-          <w:tblCellMar>
-            <w:top w:w="0" w:type="dxa"/>
-            <w:bottom w:w="0" w:type="dxa"/>
-          </w:tblCellMar>
-        </w:tblPrEx>
         <w:tc>
           <w:tcPr>
             <w:tcW w:w="2500" w:type="pct"/>
@@ -11665,36 +9721,20 @@
         <w:spacing w:after="60"/>
       </w:pPr>
       <w:r>
-        <w:t>2. Backend hashes the password (</w:t>
-      </w:r>
-      <w:proofErr w:type="spellStart"/>
-      <w:r>
-        <w:t>bcrypt</w:t>
-      </w:r>
-      <w:proofErr w:type="spellEnd"/>
-      <w:r>
-        <w:t>) and generates a 6-digit OTP code.</w:t>
-      </w:r>
-    </w:p>
-    <w:p>
-      <w:pPr>
-        <w:pStyle w:val="ListParagraph"/>
-        <w:numPr>
-          <w:ilvl w:val="0"/>
-          <w:numId w:val="1"/>
-        </w:numPr>
-        <w:spacing w:after="60"/>
-      </w:pPr>
-      <w:r>
-        <w:t xml:space="preserve">3. OTP is stored temporarily in the </w:t>
-      </w:r>
-      <w:proofErr w:type="spellStart"/>
-      <w:r>
-        <w:t>EmailVerification</w:t>
-      </w:r>
-      <w:proofErr w:type="spellEnd"/>
-      <w:r>
-        <w:t xml:space="preserve"> table (expires in 15 minutes).</w:t>
+        <w:t>2. Backend hashes the password (bcrypt) and generates a 6-digit OTP code.</w:t>
+      </w:r>
+    </w:p>
+    <w:p>
+      <w:pPr>
+        <w:pStyle w:val="ListParagraph"/>
+        <w:numPr>
+          <w:ilvl w:val="0"/>
+          <w:numId w:val="1"/>
+        </w:numPr>
+        <w:spacing w:after="60"/>
+      </w:pPr>
+      <w:r>
+        <w:t>3. OTP is stored temporarily in the EmailVerification table (expires in 15 minutes).</w:t>
       </w:r>
     </w:p>
     <w:p>
@@ -11733,15 +9773,7 @@
         <w:spacing w:after="60"/>
       </w:pPr>
       <w:r>
-        <w:t xml:space="preserve">6. User enters the OTP code; backend validates it, creates the User record, and deletes the temporary </w:t>
-      </w:r>
-      <w:proofErr w:type="spellStart"/>
-      <w:r>
-        <w:t>EmailVerification</w:t>
-      </w:r>
-      <w:proofErr w:type="spellEnd"/>
-      <w:r>
-        <w:t xml:space="preserve"> entry.</w:t>
+        <w:t>6. User enters the OTP code; backend validates it, creates the User record, and deletes the temporary EmailVerification entry.</w:t>
       </w:r>
     </w:p>
     <w:p>
@@ -11820,15 +9852,7 @@
         <w:spacing w:after="60"/>
       </w:pPr>
       <w:r>
-        <w:t xml:space="preserve">3. The scraped JSON data is </w:t>
-      </w:r>
-      <w:proofErr w:type="spellStart"/>
-      <w:r>
-        <w:t>POSTed</w:t>
-      </w:r>
-      <w:proofErr w:type="spellEnd"/>
-      <w:r>
-        <w:t xml:space="preserve"> to the n8n webhook URL, which uses an LLM to generate a post.</w:t>
+        <w:t>3. The scraped JSON data is POSTed to the n8n webhook URL, which uses an LLM to generate a post.</w:t>
       </w:r>
     </w:p>
     <w:p>
@@ -11854,15 +9878,7 @@
         <w:spacing w:after="60"/>
       </w:pPr>
       <w:r>
-        <w:t xml:space="preserve">5. The generated post and research data are saved to the database (Post + </w:t>
-      </w:r>
-      <w:proofErr w:type="spellStart"/>
-      <w:r>
-        <w:t>ResearchReport</w:t>
-      </w:r>
-      <w:proofErr w:type="spellEnd"/>
-      <w:r>
-        <w:t>).</w:t>
+        <w:t>5. The generated post and research data are saved to the database (Post + ResearchReport).</w:t>
       </w:r>
     </w:p>
     <w:p>
@@ -11916,23 +9932,7 @@
         <w:spacing w:after="60"/>
       </w:pPr>
       <w:r>
-        <w:t xml:space="preserve">2. A </w:t>
-      </w:r>
-      <w:proofErr w:type="spellStart"/>
-      <w:r>
-        <w:t>ScheduledTask</w:t>
-      </w:r>
-      <w:proofErr w:type="spellEnd"/>
-      <w:r>
-        <w:t xml:space="preserve"> record is created and a delayed </w:t>
-      </w:r>
-      <w:proofErr w:type="spellStart"/>
-      <w:r>
-        <w:t>BullMQ</w:t>
-      </w:r>
-      <w:proofErr w:type="spellEnd"/>
-      <w:r>
-        <w:t xml:space="preserve"> job is enqueued.</w:t>
+        <w:t>2. A ScheduledTask record is created and a delayed BullMQ job is enqueued.</w:t>
       </w:r>
     </w:p>
     <w:p>
@@ -11971,15 +9971,7 @@
         <w:spacing w:after="60"/>
       </w:pPr>
       <w:r>
-        <w:t xml:space="preserve">5. The worker updates </w:t>
-      </w:r>
-      <w:proofErr w:type="spellStart"/>
-      <w:r>
-        <w:t>nextExecution</w:t>
-      </w:r>
-      <w:proofErr w:type="spellEnd"/>
-      <w:r>
-        <w:t xml:space="preserve"> and re-queues for the next interval.</w:t>
+        <w:t>5. The worker updates nextExecution and re-queues for the next interval.</w:t>
       </w:r>
     </w:p>
     <w:p>
@@ -12011,84 +10003,51 @@
       <w:bookmarkEnd w:id="27"/>
     </w:p>
     <w:p>
-      <w:proofErr w:type="spellStart"/>
       <w:r>
         <w:rPr>
           <w:b/>
           <w:bCs/>
         </w:rPr>
-        <w:t>SmartPost</w:t>
-      </w:r>
-      <w:proofErr w:type="spellEnd"/>
-      <w:r>
-        <w:rPr>
-          <w:b/>
-          <w:bCs/>
-        </w:rPr>
-        <w:t>/</w:t>
-      </w:r>
-    </w:p>
-    <w:p>
-      <w:pPr>
-        <w:pStyle w:val="ListParagraph"/>
-        <w:numPr>
-          <w:ilvl w:val="0"/>
-          <w:numId w:val="1"/>
-        </w:numPr>
-        <w:spacing w:after="60"/>
-      </w:pPr>
-      <w:r>
-        <w:t xml:space="preserve">├── </w:t>
-      </w:r>
-      <w:proofErr w:type="spellStart"/>
-      <w:r>
-        <w:t>smartpost</w:t>
-      </w:r>
-      <w:proofErr w:type="spellEnd"/>
-      <w:r>
-        <w:t>-app/               # React frontend (Vite)</w:t>
-      </w:r>
-    </w:p>
-    <w:p>
-      <w:pPr>
-        <w:pStyle w:val="ListParagraph"/>
-        <w:numPr>
-          <w:ilvl w:val="0"/>
-          <w:numId w:val="1"/>
-        </w:numPr>
-        <w:spacing w:after="60"/>
-      </w:pPr>
-      <w:r>
-        <w:t xml:space="preserve">│   ├── </w:t>
-      </w:r>
-      <w:proofErr w:type="spellStart"/>
-      <w:r>
-        <w:t>src</w:t>
-      </w:r>
-      <w:proofErr w:type="spellEnd"/>
-      <w:r>
-        <w:t>/</w:t>
-      </w:r>
-    </w:p>
-    <w:p>
-      <w:pPr>
-        <w:pStyle w:val="ListParagraph"/>
-        <w:numPr>
-          <w:ilvl w:val="0"/>
-          <w:numId w:val="1"/>
-        </w:numPr>
-        <w:spacing w:after="60"/>
-      </w:pPr>
-      <w:r>
-        <w:t xml:space="preserve">│   │   ├── </w:t>
-      </w:r>
-      <w:proofErr w:type="spellStart"/>
-      <w:r>
-        <w:t>App.jsx</w:t>
-      </w:r>
-      <w:proofErr w:type="spellEnd"/>
-      <w:r>
-        <w:t xml:space="preserve">              # Main app with routing and theme</w:t>
+        <w:t>SmartPost/</w:t>
+      </w:r>
+    </w:p>
+    <w:p>
+      <w:pPr>
+        <w:pStyle w:val="ListParagraph"/>
+        <w:numPr>
+          <w:ilvl w:val="0"/>
+          <w:numId w:val="1"/>
+        </w:numPr>
+        <w:spacing w:after="60"/>
+      </w:pPr>
+      <w:r>
+        <w:t>├── smartpost-app/               # React frontend (Vite)</w:t>
+      </w:r>
+    </w:p>
+    <w:p>
+      <w:pPr>
+        <w:pStyle w:val="ListParagraph"/>
+        <w:numPr>
+          <w:ilvl w:val="0"/>
+          <w:numId w:val="1"/>
+        </w:numPr>
+        <w:spacing w:after="60"/>
+      </w:pPr>
+      <w:r>
+        <w:t>│   ├── src/</w:t>
+      </w:r>
+    </w:p>
+    <w:p>
+      <w:pPr>
+        <w:pStyle w:val="ListParagraph"/>
+        <w:numPr>
+          <w:ilvl w:val="0"/>
+          <w:numId w:val="1"/>
+        </w:numPr>
+        <w:spacing w:after="60"/>
+      </w:pPr>
+      <w:r>
+        <w:t>│   │   ├── App.jsx              # Main app with routing and theme</w:t>
       </w:r>
     </w:p>
     <w:p>
@@ -12140,15 +10099,7 @@
         <w:spacing w:after="60"/>
       </w:pPr>
       <w:r>
-        <w:t xml:space="preserve">│   │   │   ├── </w:t>
-      </w:r>
-      <w:proofErr w:type="spellStart"/>
-      <w:r>
-        <w:t>EmailVerify</w:t>
-      </w:r>
-      <w:proofErr w:type="spellEnd"/>
-      <w:r>
-        <w:t>/     # OTP verification page</w:t>
+        <w:t>│   │   │   ├── EmailVerify/     # OTP verification page</w:t>
       </w:r>
     </w:p>
     <w:p>
@@ -12265,36 +10216,20 @@
         <w:spacing w:after="60"/>
       </w:pPr>
       <w:r>
-        <w:t xml:space="preserve">│   ├── </w:t>
-      </w:r>
-      <w:proofErr w:type="spellStart"/>
-      <w:r>
-        <w:t>src</w:t>
-      </w:r>
-      <w:proofErr w:type="spellEnd"/>
-      <w:r>
-        <w:t>/</w:t>
-      </w:r>
-    </w:p>
-    <w:p>
-      <w:pPr>
-        <w:pStyle w:val="ListParagraph"/>
-        <w:numPr>
-          <w:ilvl w:val="0"/>
-          <w:numId w:val="1"/>
-        </w:numPr>
-        <w:spacing w:after="60"/>
-      </w:pPr>
-      <w:r>
-        <w:t xml:space="preserve">│   │   ├── server.js            # Entry point — starts Express + </w:t>
-      </w:r>
-      <w:proofErr w:type="spellStart"/>
-      <w:r>
-        <w:t>BullMQ</w:t>
-      </w:r>
-      <w:proofErr w:type="spellEnd"/>
-      <w:r>
-        <w:t xml:space="preserve"> worker</w:t>
+        <w:t>│   ├── src/</w:t>
+      </w:r>
+    </w:p>
+    <w:p>
+      <w:pPr>
+        <w:pStyle w:val="ListParagraph"/>
+        <w:numPr>
+          <w:ilvl w:val="0"/>
+          <w:numId w:val="1"/>
+        </w:numPr>
+        <w:spacing w:after="60"/>
+      </w:pPr>
+      <w:r>
+        <w:t>│   │   ├── server.js            # Entry point — starts Express + BullMQ worker</w:t>
       </w:r>
     </w:p>
     <w:p>
@@ -12411,36 +10346,20 @@
         <w:spacing w:after="60"/>
       </w:pPr>
       <w:r>
-        <w:t xml:space="preserve">│   │   ├── queues/              # </w:t>
-      </w:r>
-      <w:proofErr w:type="spellStart"/>
-      <w:r>
-        <w:t>BullMQ</w:t>
-      </w:r>
-      <w:proofErr w:type="spellEnd"/>
-      <w:r>
-        <w:t xml:space="preserve"> queue + worker (postQueue.js)</w:t>
-      </w:r>
-    </w:p>
-    <w:p>
-      <w:pPr>
-        <w:pStyle w:val="ListParagraph"/>
-        <w:numPr>
-          <w:ilvl w:val="0"/>
-          <w:numId w:val="1"/>
-        </w:numPr>
-        <w:spacing w:after="60"/>
-      </w:pPr>
-      <w:r>
-        <w:t xml:space="preserve">│   │   └── </w:t>
-      </w:r>
-      <w:proofErr w:type="spellStart"/>
-      <w:r>
-        <w:t>prisma</w:t>
-      </w:r>
-      <w:proofErr w:type="spellEnd"/>
-      <w:r>
-        <w:t>/              # Prisma schema, client, and migrations</w:t>
+        <w:t>│   │   ├── queues/              # BullMQ queue + worker (postQueue.js)</w:t>
+      </w:r>
+    </w:p>
+    <w:p>
+      <w:pPr>
+        <w:pStyle w:val="ListParagraph"/>
+        <w:numPr>
+          <w:ilvl w:val="0"/>
+          <w:numId w:val="1"/>
+        </w:numPr>
+        <w:spacing w:after="60"/>
+      </w:pPr>
+      <w:r>
+        <w:t>│   │   └── prisma/              # Prisma schema, client, and migrations</w:t>
       </w:r>
     </w:p>
     <w:p>
@@ -12467,15 +10386,7 @@
         <w:spacing w:after="60"/>
       </w:pPr>
       <w:r>
-        <w:t>│   └─</w:t>
-      </w:r>
-      <w:proofErr w:type="gramStart"/>
-      <w:r>
-        <w:t>─ .env</w:t>
-      </w:r>
-      <w:proofErr w:type="gramEnd"/>
-      <w:r>
-        <w:t xml:space="preserve">                     # Environment configuration</w:t>
+        <w:t>│   └── .env                     # Environment configuration</w:t>
       </w:r>
     </w:p>
     <w:p>
@@ -12569,33 +10480,20 @@
         <w:spacing w:after="60"/>
       </w:pPr>
       <w:r>
-        <w:t xml:space="preserve">Redis server (for </w:t>
-      </w:r>
-      <w:proofErr w:type="spellStart"/>
-      <w:r>
-        <w:t>BullMQ</w:t>
-      </w:r>
-      <w:proofErr w:type="spellEnd"/>
-      <w:r>
-        <w:t>)</w:t>
-      </w:r>
-    </w:p>
-    <w:p>
-      <w:pPr>
-        <w:pStyle w:val="ListParagraph"/>
-        <w:numPr>
-          <w:ilvl w:val="0"/>
-          <w:numId w:val="1"/>
-        </w:numPr>
-        <w:spacing w:after="60"/>
-      </w:pPr>
-      <w:proofErr w:type="spellStart"/>
-      <w:r>
-        <w:t>npm</w:t>
-      </w:r>
-      <w:proofErr w:type="spellEnd"/>
-      <w:r>
-        <w:t xml:space="preserve"> (comes with Node.js)</w:t>
+        <w:t>Redis server (for BullMQ)</w:t>
+      </w:r>
+    </w:p>
+    <w:p>
+      <w:pPr>
+        <w:pStyle w:val="ListParagraph"/>
+        <w:numPr>
+          <w:ilvl w:val="0"/>
+          <w:numId w:val="1"/>
+        </w:numPr>
+        <w:spacing w:after="60"/>
+      </w:pPr>
+      <w:r>
+        <w:t>npm (comes with Node.js)</w:t>
       </w:r>
     </w:p>
     <w:p>
@@ -12629,15 +10527,7 @@
         <w:t xml:space="preserve">1. Clone the repository: </w:t>
       </w:r>
       <w:r>
-        <w:t>git clone &lt;repo-</w:t>
-      </w:r>
-      <w:proofErr w:type="spellStart"/>
-      <w:r>
-        <w:t>url</w:t>
-      </w:r>
-      <w:proofErr w:type="spellEnd"/>
-      <w:r>
-        <w:t>&gt;</w:t>
+        <w:t>git clone &lt;repo-url&gt;</w:t>
       </w:r>
     </w:p>
     <w:p>
@@ -12657,23 +10547,7 @@
         <w:t xml:space="preserve">2. Frontend setup: </w:t>
       </w:r>
       <w:r>
-        <w:t xml:space="preserve">cd </w:t>
-      </w:r>
-      <w:proofErr w:type="spellStart"/>
-      <w:r>
-        <w:t>smartpost</w:t>
-      </w:r>
-      <w:proofErr w:type="spellEnd"/>
-      <w:r>
-        <w:t xml:space="preserve">-app &amp;&amp; </w:t>
-      </w:r>
-      <w:proofErr w:type="spellStart"/>
-      <w:r>
-        <w:t>npm</w:t>
-      </w:r>
-      <w:proofErr w:type="spellEnd"/>
-      <w:r>
-        <w:t xml:space="preserve"> install</w:t>
+        <w:t>cd smartpost-app &amp;&amp; npm install</w:t>
       </w:r>
     </w:p>
     <w:p>
@@ -12693,15 +10567,7 @@
         <w:t xml:space="preserve">3. Backend setup: </w:t>
       </w:r>
       <w:r>
-        <w:t xml:space="preserve">cd backend &amp;&amp; </w:t>
-      </w:r>
-      <w:proofErr w:type="spellStart"/>
-      <w:r>
-        <w:t>npm</w:t>
-      </w:r>
-      <w:proofErr w:type="spellEnd"/>
-      <w:r>
-        <w:t xml:space="preserve"> install</w:t>
+        <w:t>cd backend &amp;&amp; npm install</w:t>
       </w:r>
     </w:p>
     <w:p>
@@ -12718,23 +10584,7 @@
           <w:b/>
           <w:bCs/>
         </w:rPr>
-        <w:t xml:space="preserve">4. </w:t>
-      </w:r>
-      <w:proofErr w:type="gramStart"/>
-      <w:r>
-        <w:rPr>
-          <w:b/>
-          <w:bCs/>
-        </w:rPr>
-        <w:t>Configure .env</w:t>
-      </w:r>
-      <w:proofErr w:type="gramEnd"/>
-      <w:r>
-        <w:rPr>
-          <w:b/>
-          <w:bCs/>
-        </w:rPr>
-        <w:t xml:space="preserve">: </w:t>
+        <w:t xml:space="preserve">4. Configure .env: </w:t>
       </w:r>
       <w:r>
         <w:t>Set DATABASE_URL, JWT_SECRET, BREVO_API_KEY, LinkedIn OAuth credentials, YouTube API key, Redis connection, and other required variables.</w:t>
@@ -12757,15 +10607,7 @@
         <w:t xml:space="preserve">5. Create database: </w:t>
       </w:r>
       <w:r>
-        <w:t xml:space="preserve">CREATE DATABASE </w:t>
-      </w:r>
-      <w:proofErr w:type="spellStart"/>
-      <w:r>
-        <w:t>smartpost</w:t>
-      </w:r>
-      <w:proofErr w:type="spellEnd"/>
-      <w:r>
-        <w:t>; in MySQL</w:t>
+        <w:t>CREATE DATABASE smartpost; in MySQL</w:t>
       </w:r>
     </w:p>
     <w:p>
@@ -12784,21 +10626,8 @@
         </w:rPr>
         <w:t xml:space="preserve">6. Run migrations: </w:t>
       </w:r>
-      <w:proofErr w:type="spellStart"/>
-      <w:r>
-        <w:t>npx</w:t>
-      </w:r>
-      <w:proofErr w:type="spellEnd"/>
-      <w:r>
-        <w:t xml:space="preserve"> </w:t>
-      </w:r>
-      <w:proofErr w:type="spellStart"/>
-      <w:r>
-        <w:t>prisma</w:t>
-      </w:r>
-      <w:proofErr w:type="spellEnd"/>
-      <w:r>
-        <w:t xml:space="preserve"> migrate dev</w:t>
+      <w:r>
+        <w:t>npx prisma migrate dev</w:t>
       </w:r>
     </w:p>
     <w:p>
@@ -12818,23 +10647,7 @@
         <w:t xml:space="preserve">7. Install Python dependencies: </w:t>
       </w:r>
       <w:r>
-        <w:t>pip install google-</w:t>
-      </w:r>
-      <w:proofErr w:type="spellStart"/>
-      <w:r>
-        <w:t>api</w:t>
-      </w:r>
-      <w:proofErr w:type="spellEnd"/>
-      <w:r>
-        <w:t>-python-client python-</w:t>
-      </w:r>
-      <w:proofErr w:type="spellStart"/>
-      <w:r>
-        <w:t>dotenv</w:t>
-      </w:r>
-      <w:proofErr w:type="spellEnd"/>
-      <w:r>
-        <w:t xml:space="preserve"> playwright telethon requests</w:t>
+        <w:t>pip install google-api-python-client python-dotenv playwright telethon requests</w:t>
       </w:r>
     </w:p>
     <w:p>
@@ -12861,52 +10674,20 @@
         <w:spacing w:after="60"/>
       </w:pPr>
       <w:r>
-        <w:t xml:space="preserve">Backend: cd backend &amp;&amp; </w:t>
-      </w:r>
-      <w:proofErr w:type="spellStart"/>
-      <w:r>
-        <w:t>npm</w:t>
-      </w:r>
-      <w:proofErr w:type="spellEnd"/>
-      <w:r>
-        <w:t xml:space="preserve"> run dev (starts Express + </w:t>
-      </w:r>
-      <w:proofErr w:type="spellStart"/>
-      <w:r>
-        <w:t>BullMQ</w:t>
-      </w:r>
-      <w:proofErr w:type="spellEnd"/>
-      <w:r>
-        <w:t xml:space="preserve"> worker on port 4000)</w:t>
-      </w:r>
-    </w:p>
-    <w:p>
-      <w:pPr>
-        <w:pStyle w:val="ListParagraph"/>
-        <w:numPr>
-          <w:ilvl w:val="0"/>
-          <w:numId w:val="1"/>
-        </w:numPr>
-        <w:spacing w:after="60"/>
-      </w:pPr>
-      <w:r>
-        <w:t xml:space="preserve">Frontend: cd </w:t>
-      </w:r>
-      <w:proofErr w:type="spellStart"/>
-      <w:r>
-        <w:t>smartpost</w:t>
-      </w:r>
-      <w:proofErr w:type="spellEnd"/>
-      <w:r>
-        <w:t xml:space="preserve">-app &amp;&amp; </w:t>
-      </w:r>
-      <w:proofErr w:type="spellStart"/>
-      <w:r>
-        <w:t>npm</w:t>
-      </w:r>
-      <w:proofErr w:type="spellEnd"/>
-      <w:r>
-        <w:t xml:space="preserve"> run dev (starts Vite dev server on port 5173)</w:t>
+        <w:t>Backend: cd backend &amp;&amp; npm run dev (starts Express + BullMQ worker on port 4000)</w:t>
+      </w:r>
+    </w:p>
+    <w:p>
+      <w:pPr>
+        <w:pStyle w:val="ListParagraph"/>
+        <w:numPr>
+          <w:ilvl w:val="0"/>
+          <w:numId w:val="1"/>
+        </w:numPr>
+        <w:spacing w:after="60"/>
+      </w:pPr>
+      <w:r>
+        <w:t>Frontend: cd smartpost-app &amp;&amp; npm run dev (starts Vite dev server on port 5173)</w:t>
       </w:r>
     </w:p>
     <w:p>
@@ -12946,12 +10727,6 @@
         <w:gridCol w:w="4225"/>
       </w:tblGrid>
       <w:tr>
-        <w:tblPrEx>
-          <w:tblCellMar>
-            <w:top w:w="0" w:type="dxa"/>
-            <w:bottom w:w="0" w:type="dxa"/>
-          </w:tblCellMar>
-        </w:tblPrEx>
         <w:trPr>
           <w:tblHeader/>
         </w:trPr>
@@ -13011,12 +10786,6 @@
         </w:tc>
       </w:tr>
       <w:tr>
-        <w:tblPrEx>
-          <w:tblCellMar>
-            <w:top w:w="0" w:type="dxa"/>
-            <w:bottom w:w="0" w:type="dxa"/>
-          </w:tblCellMar>
-        </w:tblPrEx>
         <w:tc>
           <w:tcPr>
             <w:tcW w:w="2500" w:type="pct"/>
@@ -13067,12 +10836,6 @@
         </w:tc>
       </w:tr>
       <w:tr>
-        <w:tblPrEx>
-          <w:tblCellMar>
-            <w:top w:w="0" w:type="dxa"/>
-            <w:bottom w:w="0" w:type="dxa"/>
-          </w:tblCellMar>
-        </w:tblPrEx>
         <w:tc>
           <w:tcPr>
             <w:tcW w:w="2500" w:type="pct"/>
@@ -13092,7 +10855,7 @@
                 <w:sz w:val="20"/>
                 <w:szCs w:val="20"/>
               </w:rPr>
-              <w:t>Platform restrictions (Instagram is strict)</w:t>
+              <w:t>Platform restrictions</w:t>
             </w:r>
           </w:p>
         </w:tc>
@@ -13121,12 +10884,6 @@
         </w:tc>
       </w:tr>
       <w:tr>
-        <w:tblPrEx>
-          <w:tblCellMar>
-            <w:top w:w="0" w:type="dxa"/>
-            <w:bottom w:w="0" w:type="dxa"/>
-          </w:tblCellMar>
-        </w:tblPrEx>
         <w:tc>
           <w:tcPr>
             <w:tcW w:w="2500" w:type="pct"/>
@@ -13177,12 +10934,6 @@
         </w:tc>
       </w:tr>
       <w:tr>
-        <w:tblPrEx>
-          <w:tblCellMar>
-            <w:top w:w="0" w:type="dxa"/>
-            <w:bottom w:w="0" w:type="dxa"/>
-          </w:tblCellMar>
-        </w:tblPrEx>
         <w:tc>
           <w:tcPr>
             <w:tcW w:w="2500" w:type="pct"/>
@@ -13231,12 +10982,6 @@
         </w:tc>
       </w:tr>
       <w:tr>
-        <w:tblPrEx>
-          <w:tblCellMar>
-            <w:top w:w="0" w:type="dxa"/>
-            <w:bottom w:w="0" w:type="dxa"/>
-          </w:tblCellMar>
-        </w:tblPrEx>
         <w:tc>
           <w:tcPr>
             <w:tcW w:w="2500" w:type="pct"/>
@@ -13288,12 +11033,6 @@
         </w:tc>
       </w:tr>
       <w:tr>
-        <w:tblPrEx>
-          <w:tblCellMar>
-            <w:top w:w="0" w:type="dxa"/>
-            <w:bottom w:w="0" w:type="dxa"/>
-          </w:tblCellMar>
-        </w:tblPrEx>
         <w:tc>
           <w:tcPr>
             <w:tcW w:w="2500" w:type="pct"/>
@@ -13342,12 +11081,6 @@
         </w:tc>
       </w:tr>
       <w:tr>
-        <w:tblPrEx>
-          <w:tblCellMar>
-            <w:top w:w="0" w:type="dxa"/>
-            <w:bottom w:w="0" w:type="dxa"/>
-          </w:tblCellMar>
-        </w:tblPrEx>
         <w:tc>
           <w:tcPr>
             <w:tcW w:w="2500" w:type="pct"/>
@@ -13546,13 +11279,8 @@
       <w:bookmarkEnd w:id="34"/>
     </w:p>
     <w:p>
-      <w:proofErr w:type="spellStart"/>
-      <w:r>
-        <w:t>SmartPost</w:t>
-      </w:r>
-      <w:proofErr w:type="spellEnd"/>
-      <w:r>
-        <w:t xml:space="preserve"> AI successfully delivers a comprehensive platform for AI-driven social media content creation. By combining web scraping, large language models, image generation, and a robust scheduling system, it enables users to maintain an active social media presence with minimal manual effort.</w:t>
+      <w:r>
+        <w:t>SmartPost AI successfully delivers a comprehensive platform for AI-driven social media content creation. By combining web scraping, large language models, image generation, and a robust scheduling system, it enables users to maintain an active social media presence with minimal manual effort.</w:t>
       </w:r>
     </w:p>
     <w:p>
@@ -13562,15 +11290,7 @@
     </w:p>
     <w:p>
       <w:r>
-        <w:t xml:space="preserve">The project demonstrates practical applications of several advanced technologies: OAuth2 authentication flows, background job processing with </w:t>
-      </w:r>
-      <w:proofErr w:type="spellStart"/>
-      <w:r>
-        <w:t>BullMQ</w:t>
-      </w:r>
-      <w:proofErr w:type="spellEnd"/>
-      <w:r>
-        <w:t>, real-time web scraping, AI content generation, and responsive modern web design — all unified into a cohesive user experience.</w:t>
+        <w:t>The project demonstrates practical applications of several advanced technologies: OAuth2 authentication flows, background job processing with BullMQ, real-time web scraping, AI content generation, and responsive modern web design — all unified into a cohesive user experience.</w:t>
       </w:r>
     </w:p>
     <w:sectPr>
@@ -13743,7 +11463,6 @@
     <w:pPr>
       <w:jc w:val="right"/>
     </w:pPr>
-    <w:proofErr w:type="spellStart"/>
     <w:r>
       <w:rPr>
         <w:i/>
@@ -13752,18 +11471,7 @@
         <w:sz w:val="18"/>
         <w:szCs w:val="18"/>
       </w:rPr>
-      <w:t>SmartPost</w:t>
-    </w:r>
-    <w:proofErr w:type="spellEnd"/>
-    <w:r>
-      <w:rPr>
-        <w:i/>
-        <w:iCs/>
-        <w:color w:val="555555"/>
-        <w:sz w:val="18"/>
-        <w:szCs w:val="18"/>
-      </w:rPr>
-      <w:t xml:space="preserve"> AI — Project Report</w:t>
+      <w:t>SmartPost AI — Project Report</w:t>
     </w:r>
   </w:p>
 </w:hdr>
@@ -13775,7 +11483,6 @@
     <w:pPr>
       <w:jc w:val="right"/>
     </w:pPr>
-    <w:proofErr w:type="spellStart"/>
     <w:r>
       <w:rPr>
         <w:i/>
@@ -13784,18 +11491,7 @@
         <w:sz w:val="18"/>
         <w:szCs w:val="18"/>
       </w:rPr>
-      <w:t>SmartPost</w:t>
-    </w:r>
-    <w:proofErr w:type="spellEnd"/>
-    <w:r>
-      <w:rPr>
-        <w:i/>
-        <w:iCs/>
-        <w:color w:val="555555"/>
-        <w:sz w:val="18"/>
-        <w:szCs w:val="18"/>
-      </w:rPr>
-      <w:t xml:space="preserve"> AI — Project Report</w:t>
+      <w:t>SmartPost AI — Project Report</w:t>
     </w:r>
   </w:p>
 </w:hdr>
